--- a/POINT/so_that_written.docx
+++ b/POINT/so_that_written.docx
@@ -56,7 +56,7 @@
                 <w:sz w:val="18"/>
                 <w:szCs w:val="18"/>
               </w:rPr>
-              <w:t xml:space="preserve">중3  ·  목적 · 결과 · 정도 구별 · 목적절 조동사 · 구문 전환 · 대명사 · 의미상 주어</w:t>
+              <w:t xml:space="preserve">중3  ·  목적 · 결과 · 정도 구별 · 목적절 조동사 · 구문 전환 · 대명사 · 의미상 주어 · So 도치</w:t>
             </w:r>
           </w:p>
         </w:tc>
@@ -7127,7 +7127,1876 @@
           <w:sz w:val="22"/>
           <w:szCs w:val="22"/>
         </w:rPr>
-        <w:t xml:space="preserve">STEP 5  우리말 → 영작 (종합)</w:t>
+        <w:t xml:space="preserve">STEP 5  So · Such ~ that 도치 — 대명사 주어여도 의문문 어순</w:t>
+      </w:r>
+    </w:p>
+    <w:p>
+      <w:pPr>
+        <w:keepNext/>
+        <w:spacing w:after="60"/>
+      </w:pPr>
+      <w:r>
+        <w:rPr>
+          <w:rFonts w:ascii="Malgun Gothic" w:cs="Malgun Gothic" w:eastAsia="Malgun Gothic" w:hAnsi="Malgun Gothic"/>
+          <w:sz w:val="17"/>
+          <w:szCs w:val="17"/>
+        </w:rPr>
+        <w:t xml:space="preserve">괄호 안의 지시대로 문장을 바꿔 쓰세요. A는 도치 문장으로, B는 원래 어순으로, C는 틀린 곳을 고쳐 문장 전체를 다시 쓰세요.</w:t>
+      </w:r>
+    </w:p>
+    <w:p>
+      <w:pPr>
+        <w:keepNext/>
+        <w:spacing w:after="50" w:before="100"/>
+      </w:pPr>
+      <w:r>
+        <w:rPr>
+          <w:rFonts w:ascii="Malgun Gothic" w:cs="Malgun Gothic" w:eastAsia="Malgun Gothic" w:hAnsi="Malgun Gothic"/>
+          <w:b/>
+          <w:bCs/>
+          <w:color w:val="B8860B"/>
+          <w:sz w:val="18"/>
+          <w:szCs w:val="18"/>
+        </w:rPr>
+        <w:t xml:space="preserve">도치 기준표</w:t>
+      </w:r>
+    </w:p>
+    <w:tbl>
+      <w:tblPr>
+        <w:tblW w:type="dxa" w:w="9800"/>
+        <w:tblBorders>
+          <w:top w:val="single" w:color="auto" w:sz="4"/>
+          <w:left w:val="single" w:color="auto" w:sz="4"/>
+          <w:bottom w:val="single" w:color="auto" w:sz="4"/>
+          <w:right w:val="single" w:color="auto" w:sz="4"/>
+          <w:insideH w:val="single" w:color="auto" w:sz="4"/>
+          <w:insideV w:val="single" w:color="auto" w:sz="4"/>
+        </w:tblBorders>
+      </w:tblPr>
+      <w:tblGrid>
+        <w:gridCol w:w="2200"/>
+        <w:gridCol w:w="3600"/>
+        <w:gridCol w:w="4000"/>
+      </w:tblGrid>
+      <w:tr>
+        <w:trPr>
+          <w:cantSplit/>
+          <w:tblHeader/>
+        </w:trPr>
+        <w:tc>
+          <w:tcPr>
+            <w:tcW w:type="dxa" w:w="2200"/>
+            <w:tcBorders>
+              <w:top w:val="single" w:color="9AA5B8" w:sz="4"/>
+              <w:left w:val="single" w:color="9AA5B8" w:sz="4"/>
+              <w:bottom w:val="single" w:color="9AA5B8" w:sz="4"/>
+              <w:right w:val="single" w:color="9AA5B8" w:sz="4"/>
+            </w:tcBorders>
+            <w:shd w:fill="1F3864" w:color="auto" w:val="clear"/>
+            <w:tcMar>
+              <w:top w:type="dxa" w:w="50"/>
+              <w:left w:type="dxa" w:w="90"/>
+              <w:bottom w:type="dxa" w:w="50"/>
+              <w:right w:type="dxa" w:w="90"/>
+            </w:tcMar>
+          </w:tcPr>
+          <w:p>
+            <w:pPr>
+              <w:keepNext/>
+              <w:spacing w:after="0"/>
+            </w:pPr>
+            <w:r>
+              <w:rPr>
+                <w:rFonts w:ascii="Malgun Gothic" w:cs="Malgun Gothic" w:eastAsia="Malgun Gothic" w:hAnsi="Malgun Gothic"/>
+                <w:b/>
+                <w:bCs/>
+                <w:color w:val="FFFFFF"/>
+                <w:sz w:val="16"/>
+                <w:szCs w:val="16"/>
+              </w:rPr>
+              <w:t xml:space="preserve">문장 맨 앞</w:t>
+            </w:r>
+          </w:p>
+        </w:tc>
+        <w:tc>
+          <w:tcPr>
+            <w:tcW w:type="dxa" w:w="3600"/>
+            <w:tcBorders>
+              <w:top w:val="single" w:color="9AA5B8" w:sz="4"/>
+              <w:left w:val="single" w:color="9AA5B8" w:sz="4"/>
+              <w:bottom w:val="single" w:color="9AA5B8" w:sz="4"/>
+              <w:right w:val="single" w:color="9AA5B8" w:sz="4"/>
+            </w:tcBorders>
+            <w:shd w:fill="1F3864" w:color="auto" w:val="clear"/>
+            <w:tcMar>
+              <w:top w:type="dxa" w:w="50"/>
+              <w:left w:type="dxa" w:w="90"/>
+              <w:bottom w:type="dxa" w:w="50"/>
+              <w:right w:type="dxa" w:w="90"/>
+            </w:tcMar>
+          </w:tcPr>
+          <w:p>
+            <w:pPr>
+              <w:keepNext/>
+              <w:spacing w:after="0"/>
+            </w:pPr>
+            <w:r>
+              <w:rPr>
+                <w:rFonts w:ascii="Malgun Gothic" w:cs="Malgun Gothic" w:eastAsia="Malgun Gothic" w:hAnsi="Malgun Gothic"/>
+                <w:b/>
+                <w:bCs/>
+                <w:color w:val="FFFFFF"/>
+                <w:sz w:val="16"/>
+                <w:szCs w:val="16"/>
+              </w:rPr>
+              <w:t xml:space="preserve">뒤의 어순</w:t>
+            </w:r>
+          </w:p>
+        </w:tc>
+        <w:tc>
+          <w:tcPr>
+            <w:tcW w:type="dxa" w:w="4000"/>
+            <w:tcBorders>
+              <w:top w:val="single" w:color="9AA5B8" w:sz="4"/>
+              <w:left w:val="single" w:color="9AA5B8" w:sz="4"/>
+              <w:bottom w:val="single" w:color="9AA5B8" w:sz="4"/>
+              <w:right w:val="single" w:color="9AA5B8" w:sz="4"/>
+            </w:tcBorders>
+            <w:shd w:fill="1F3864" w:color="auto" w:val="clear"/>
+            <w:tcMar>
+              <w:top w:type="dxa" w:w="50"/>
+              <w:left w:type="dxa" w:w="90"/>
+              <w:bottom w:type="dxa" w:w="50"/>
+              <w:right w:type="dxa" w:w="90"/>
+            </w:tcMar>
+          </w:tcPr>
+          <w:p>
+            <w:pPr>
+              <w:keepNext/>
+              <w:spacing w:after="0"/>
+            </w:pPr>
+            <w:r>
+              <w:rPr>
+                <w:rFonts w:ascii="Malgun Gothic" w:cs="Malgun Gothic" w:eastAsia="Malgun Gothic" w:hAnsi="Malgun Gothic"/>
+                <w:b/>
+                <w:bCs/>
+                <w:color w:val="FFFFFF"/>
+                <w:sz w:val="16"/>
+                <w:szCs w:val="16"/>
+              </w:rPr>
+              <w:t xml:space="preserve">예</w:t>
+            </w:r>
+          </w:p>
+        </w:tc>
+      </w:tr>
+      <w:tr>
+        <w:trPr>
+          <w:cantSplit/>
+        </w:trPr>
+        <w:tc>
+          <w:tcPr>
+            <w:tcW w:type="dxa" w:w="2200"/>
+            <w:tcBorders>
+              <w:top w:val="single" w:color="9AA5B8" w:sz="4"/>
+              <w:left w:val="single" w:color="9AA5B8" w:sz="4"/>
+              <w:bottom w:val="single" w:color="9AA5B8" w:sz="4"/>
+              <w:right w:val="single" w:color="9AA5B8" w:sz="4"/>
+            </w:tcBorders>
+            <w:shd w:fill="EEF1F7" w:color="auto" w:val="clear"/>
+            <w:tcMar>
+              <w:top w:type="dxa" w:w="50"/>
+              <w:left w:type="dxa" w:w="90"/>
+              <w:bottom w:type="dxa" w:w="50"/>
+              <w:right w:type="dxa" w:w="90"/>
+            </w:tcMar>
+          </w:tcPr>
+          <w:p>
+            <w:pPr>
+              <w:keepNext/>
+              <w:spacing w:after="0"/>
+            </w:pPr>
+            <w:r>
+              <w:rPr>
+                <w:rFonts w:ascii="Malgun Gothic" w:cs="Malgun Gothic" w:eastAsia="Malgun Gothic" w:hAnsi="Malgun Gothic"/>
+                <w:sz w:val="16"/>
+                <w:szCs w:val="16"/>
+              </w:rPr>
+              <w:t xml:space="preserve">So + 형용사 ~ that</w:t>
+            </w:r>
+          </w:p>
+        </w:tc>
+        <w:tc>
+          <w:tcPr>
+            <w:tcW w:type="dxa" w:w="3600"/>
+            <w:tcBorders>
+              <w:top w:val="single" w:color="9AA5B8" w:sz="4"/>
+              <w:left w:val="single" w:color="9AA5B8" w:sz="4"/>
+              <w:bottom w:val="single" w:color="9AA5B8" w:sz="4"/>
+              <w:right w:val="single" w:color="9AA5B8" w:sz="4"/>
+            </w:tcBorders>
+            <w:shd w:fill="FFFFFF" w:color="auto" w:val="clear"/>
+            <w:tcMar>
+              <w:top w:type="dxa" w:w="50"/>
+              <w:left w:type="dxa" w:w="90"/>
+              <w:bottom w:type="dxa" w:w="50"/>
+              <w:right w:type="dxa" w:w="90"/>
+            </w:tcMar>
+          </w:tcPr>
+          <w:p>
+            <w:pPr>
+              <w:keepNext/>
+              <w:spacing w:after="0"/>
+            </w:pPr>
+            <w:r>
+              <w:rPr>
+                <w:rFonts w:ascii="Malgun Gothic" w:cs="Malgun Gothic" w:eastAsia="Malgun Gothic" w:hAnsi="Malgun Gothic"/>
+                <w:sz w:val="16"/>
+                <w:szCs w:val="16"/>
+              </w:rPr>
+              <w:t xml:space="preserve">be동사 + 주어</w:t>
+            </w:r>
+          </w:p>
+        </w:tc>
+        <w:tc>
+          <w:tcPr>
+            <w:tcW w:type="dxa" w:w="4000"/>
+            <w:tcBorders>
+              <w:top w:val="single" w:color="9AA5B8" w:sz="4"/>
+              <w:left w:val="single" w:color="9AA5B8" w:sz="4"/>
+              <w:bottom w:val="single" w:color="9AA5B8" w:sz="4"/>
+              <w:right w:val="single" w:color="9AA5B8" w:sz="4"/>
+            </w:tcBorders>
+            <w:shd w:fill="FFFFFF" w:color="auto" w:val="clear"/>
+            <w:tcMar>
+              <w:top w:type="dxa" w:w="50"/>
+              <w:left w:type="dxa" w:w="90"/>
+              <w:bottom w:type="dxa" w:w="50"/>
+              <w:right w:type="dxa" w:w="90"/>
+            </w:tcMar>
+          </w:tcPr>
+          <w:p>
+            <w:pPr>
+              <w:keepNext/>
+              <w:spacing w:after="0"/>
+            </w:pPr>
+            <w:r>
+              <w:rPr>
+                <w:rFonts w:ascii="Malgun Gothic" w:cs="Malgun Gothic" w:eastAsia="Malgun Gothic" w:hAnsi="Malgun Gothic"/>
+                <w:sz w:val="16"/>
+                <w:szCs w:val="16"/>
+              </w:rPr>
+              <w:t xml:space="preserve">So lonely </w:t>
+            </w:r>
+            <w:r>
+              <w:rPr>
+                <w:b/>
+                <w:rFonts w:ascii="Malgun Gothic" w:cs="Malgun Gothic" w:eastAsia="Malgun Gothic" w:hAnsi="Malgun Gothic"/>
+                <w:sz w:val="16"/>
+                <w:szCs w:val="16"/>
+              </w:rPr>
+              <w:t xml:space="preserve">was she</w:t>
+            </w:r>
+            <w:r>
+              <w:rPr>
+                <w:rFonts w:ascii="Malgun Gothic" w:cs="Malgun Gothic" w:eastAsia="Malgun Gothic" w:hAnsi="Malgun Gothic"/>
+                <w:sz w:val="16"/>
+                <w:szCs w:val="16"/>
+              </w:rPr>
+              <w:t xml:space="preserve"> that she cried all day.</w:t>
+            </w:r>
+          </w:p>
+        </w:tc>
+      </w:tr>
+      <w:tr>
+        <w:trPr>
+          <w:cantSplit/>
+        </w:trPr>
+        <w:tc>
+          <w:tcPr>
+            <w:tcW w:type="dxa" w:w="2200"/>
+            <w:tcBorders>
+              <w:top w:val="single" w:color="9AA5B8" w:sz="4"/>
+              <w:left w:val="single" w:color="9AA5B8" w:sz="4"/>
+              <w:bottom w:val="single" w:color="9AA5B8" w:sz="4"/>
+              <w:right w:val="single" w:color="9AA5B8" w:sz="4"/>
+            </w:tcBorders>
+            <w:shd w:fill="EEF1F7" w:color="auto" w:val="clear"/>
+            <w:tcMar>
+              <w:top w:type="dxa" w:w="50"/>
+              <w:left w:type="dxa" w:w="90"/>
+              <w:bottom w:type="dxa" w:w="50"/>
+              <w:right w:type="dxa" w:w="90"/>
+            </w:tcMar>
+          </w:tcPr>
+          <w:p>
+            <w:pPr>
+              <w:keepNext/>
+              <w:spacing w:after="0"/>
+            </w:pPr>
+            <w:r>
+              <w:rPr>
+                <w:rFonts w:ascii="Malgun Gothic" w:cs="Malgun Gothic" w:eastAsia="Malgun Gothic" w:hAnsi="Malgun Gothic"/>
+                <w:sz w:val="16"/>
+                <w:szCs w:val="16"/>
+              </w:rPr>
+              <w:t xml:space="preserve">So + 부사 ~ that (조동사 있음)</w:t>
+            </w:r>
+          </w:p>
+        </w:tc>
+        <w:tc>
+          <w:tcPr>
+            <w:tcW w:type="dxa" w:w="3600"/>
+            <w:tcBorders>
+              <w:top w:val="single" w:color="9AA5B8" w:sz="4"/>
+              <w:left w:val="single" w:color="9AA5B8" w:sz="4"/>
+              <w:bottom w:val="single" w:color="9AA5B8" w:sz="4"/>
+              <w:right w:val="single" w:color="9AA5B8" w:sz="4"/>
+            </w:tcBorders>
+            <w:shd w:fill="FFFFFF" w:color="auto" w:val="clear"/>
+            <w:tcMar>
+              <w:top w:type="dxa" w:w="50"/>
+              <w:left w:type="dxa" w:w="90"/>
+              <w:bottom w:type="dxa" w:w="50"/>
+              <w:right w:type="dxa" w:w="90"/>
+            </w:tcMar>
+          </w:tcPr>
+          <w:p>
+            <w:pPr>
+              <w:keepNext/>
+              <w:spacing w:after="0"/>
+            </w:pPr>
+            <w:r>
+              <w:rPr>
+                <w:rFonts w:ascii="Malgun Gothic" w:cs="Malgun Gothic" w:eastAsia="Malgun Gothic" w:hAnsi="Malgun Gothic"/>
+                <w:sz w:val="16"/>
+                <w:szCs w:val="16"/>
+              </w:rPr>
+              <w:t xml:space="preserve">조동사 + 주어 + 동사원형</w:t>
+            </w:r>
+          </w:p>
+        </w:tc>
+        <w:tc>
+          <w:tcPr>
+            <w:tcW w:type="dxa" w:w="4000"/>
+            <w:tcBorders>
+              <w:top w:val="single" w:color="9AA5B8" w:sz="4"/>
+              <w:left w:val="single" w:color="9AA5B8" w:sz="4"/>
+              <w:bottom w:val="single" w:color="9AA5B8" w:sz="4"/>
+              <w:right w:val="single" w:color="9AA5B8" w:sz="4"/>
+            </w:tcBorders>
+            <w:shd w:fill="FFFFFF" w:color="auto" w:val="clear"/>
+            <w:tcMar>
+              <w:top w:type="dxa" w:w="50"/>
+              <w:left w:type="dxa" w:w="90"/>
+              <w:bottom w:type="dxa" w:w="50"/>
+              <w:right w:type="dxa" w:w="90"/>
+            </w:tcMar>
+          </w:tcPr>
+          <w:p>
+            <w:pPr>
+              <w:keepNext/>
+              <w:spacing w:after="0"/>
+            </w:pPr>
+            <w:r>
+              <w:rPr>
+                <w:rFonts w:ascii="Malgun Gothic" w:cs="Malgun Gothic" w:eastAsia="Malgun Gothic" w:hAnsi="Malgun Gothic"/>
+                <w:sz w:val="16"/>
+                <w:szCs w:val="16"/>
+              </w:rPr>
+              <w:t xml:space="preserve">So quickly </w:t>
+            </w:r>
+            <w:r>
+              <w:rPr>
+                <w:b/>
+                <w:rFonts w:ascii="Malgun Gothic" w:cs="Malgun Gothic" w:eastAsia="Malgun Gothic" w:hAnsi="Malgun Gothic"/>
+                <w:sz w:val="16"/>
+                <w:szCs w:val="16"/>
+              </w:rPr>
+              <w:t xml:space="preserve">can this machine work</w:t>
+            </w:r>
+            <w:r>
+              <w:rPr>
+                <w:rFonts w:ascii="Malgun Gothic" w:cs="Malgun Gothic" w:eastAsia="Malgun Gothic" w:hAnsi="Malgun Gothic"/>
+                <w:sz w:val="16"/>
+                <w:szCs w:val="16"/>
+              </w:rPr>
+              <w:t xml:space="preserve"> that ~</w:t>
+            </w:r>
+          </w:p>
+        </w:tc>
+      </w:tr>
+      <w:tr>
+        <w:trPr>
+          <w:cantSplit/>
+        </w:trPr>
+        <w:tc>
+          <w:tcPr>
+            <w:tcW w:type="dxa" w:w="2200"/>
+            <w:tcBorders>
+              <w:top w:val="single" w:color="9AA5B8" w:sz="4"/>
+              <w:left w:val="single" w:color="9AA5B8" w:sz="4"/>
+              <w:bottom w:val="single" w:color="9AA5B8" w:sz="4"/>
+              <w:right w:val="single" w:color="9AA5B8" w:sz="4"/>
+            </w:tcBorders>
+            <w:shd w:fill="EEF1F7" w:color="auto" w:val="clear"/>
+            <w:tcMar>
+              <w:top w:type="dxa" w:w="50"/>
+              <w:left w:type="dxa" w:w="90"/>
+              <w:bottom w:type="dxa" w:w="50"/>
+              <w:right w:type="dxa" w:w="90"/>
+            </w:tcMar>
+          </w:tcPr>
+          <w:p>
+            <w:pPr>
+              <w:keepNext/>
+              <w:spacing w:after="0"/>
+            </w:pPr>
+            <w:r>
+              <w:rPr>
+                <w:rFonts w:ascii="Malgun Gothic" w:cs="Malgun Gothic" w:eastAsia="Malgun Gothic" w:hAnsi="Malgun Gothic"/>
+                <w:sz w:val="16"/>
+                <w:szCs w:val="16"/>
+              </w:rPr>
+              <w:t xml:space="preserve">So + 부사 ~ that (일반동사)</w:t>
+            </w:r>
+          </w:p>
+        </w:tc>
+        <w:tc>
+          <w:tcPr>
+            <w:tcW w:type="dxa" w:w="3600"/>
+            <w:tcBorders>
+              <w:top w:val="single" w:color="9AA5B8" w:sz="4"/>
+              <w:left w:val="single" w:color="9AA5B8" w:sz="4"/>
+              <w:bottom w:val="single" w:color="9AA5B8" w:sz="4"/>
+              <w:right w:val="single" w:color="9AA5B8" w:sz="4"/>
+            </w:tcBorders>
+            <w:shd w:fill="FFFFFF" w:color="auto" w:val="clear"/>
+            <w:tcMar>
+              <w:top w:type="dxa" w:w="50"/>
+              <w:left w:type="dxa" w:w="90"/>
+              <w:bottom w:type="dxa" w:w="50"/>
+              <w:right w:type="dxa" w:w="90"/>
+            </w:tcMar>
+          </w:tcPr>
+          <w:p>
+            <w:pPr>
+              <w:keepNext/>
+              <w:spacing w:after="0"/>
+            </w:pPr>
+            <w:r>
+              <w:rPr>
+                <w:rFonts w:ascii="Malgun Gothic" w:cs="Malgun Gothic" w:eastAsia="Malgun Gothic" w:hAnsi="Malgun Gothic"/>
+                <w:sz w:val="16"/>
+                <w:szCs w:val="16"/>
+              </w:rPr>
+              <w:t xml:space="preserve">do / does / did + 주어 + 동사원형</w:t>
+            </w:r>
+          </w:p>
+        </w:tc>
+        <w:tc>
+          <w:tcPr>
+            <w:tcW w:type="dxa" w:w="4000"/>
+            <w:tcBorders>
+              <w:top w:val="single" w:color="9AA5B8" w:sz="4"/>
+              <w:left w:val="single" w:color="9AA5B8" w:sz="4"/>
+              <w:bottom w:val="single" w:color="9AA5B8" w:sz="4"/>
+              <w:right w:val="single" w:color="9AA5B8" w:sz="4"/>
+            </w:tcBorders>
+            <w:shd w:fill="FFFFFF" w:color="auto" w:val="clear"/>
+            <w:tcMar>
+              <w:top w:type="dxa" w:w="50"/>
+              <w:left w:type="dxa" w:w="90"/>
+              <w:bottom w:type="dxa" w:w="50"/>
+              <w:right w:type="dxa" w:w="90"/>
+            </w:tcMar>
+          </w:tcPr>
+          <w:p>
+            <w:pPr>
+              <w:keepNext/>
+              <w:spacing w:after="0"/>
+            </w:pPr>
+            <w:r>
+              <w:rPr>
+                <w:rFonts w:ascii="Malgun Gothic" w:cs="Malgun Gothic" w:eastAsia="Malgun Gothic" w:hAnsi="Malgun Gothic"/>
+                <w:sz w:val="16"/>
+                <w:szCs w:val="16"/>
+              </w:rPr>
+              <w:t xml:space="preserve">So hard </w:t>
+            </w:r>
+            <w:r>
+              <w:rPr>
+                <w:b/>
+                <w:rFonts w:ascii="Malgun Gothic" w:cs="Malgun Gothic" w:eastAsia="Malgun Gothic" w:hAnsi="Malgun Gothic"/>
+                <w:sz w:val="16"/>
+                <w:szCs w:val="16"/>
+              </w:rPr>
+              <w:t xml:space="preserve">did he study</w:t>
+            </w:r>
+            <w:r>
+              <w:rPr>
+                <w:rFonts w:ascii="Malgun Gothic" w:cs="Malgun Gothic" w:eastAsia="Malgun Gothic" w:hAnsi="Malgun Gothic"/>
+                <w:sz w:val="16"/>
+                <w:szCs w:val="16"/>
+              </w:rPr>
+              <w:t xml:space="preserve"> that he passed.</w:t>
+            </w:r>
+          </w:p>
+        </w:tc>
+      </w:tr>
+      <w:tr>
+        <w:trPr>
+          <w:cantSplit/>
+        </w:trPr>
+        <w:tc>
+          <w:tcPr>
+            <w:tcW w:type="dxa" w:w="2200"/>
+            <w:tcBorders>
+              <w:top w:val="single" w:color="9AA5B8" w:sz="4"/>
+              <w:left w:val="single" w:color="9AA5B8" w:sz="4"/>
+              <w:bottom w:val="single" w:color="9AA5B8" w:sz="4"/>
+              <w:right w:val="single" w:color="9AA5B8" w:sz="4"/>
+            </w:tcBorders>
+            <w:shd w:fill="EEF1F7" w:color="auto" w:val="clear"/>
+            <w:tcMar>
+              <w:top w:type="dxa" w:w="50"/>
+              <w:left w:type="dxa" w:w="90"/>
+              <w:bottom w:type="dxa" w:w="50"/>
+              <w:right w:type="dxa" w:w="90"/>
+            </w:tcMar>
+          </w:tcPr>
+          <w:p>
+            <w:pPr>
+              <w:keepNext/>
+              <w:spacing w:after="0"/>
+            </w:pPr>
+            <w:r>
+              <w:rPr>
+                <w:rFonts w:ascii="Malgun Gothic" w:cs="Malgun Gothic" w:eastAsia="Malgun Gothic" w:hAnsi="Malgun Gothic"/>
+                <w:sz w:val="16"/>
+                <w:szCs w:val="16"/>
+              </w:rPr>
+              <w:t xml:space="preserve">Such + be ~ that</w:t>
+            </w:r>
+          </w:p>
+        </w:tc>
+        <w:tc>
+          <w:tcPr>
+            <w:tcW w:type="dxa" w:w="3600"/>
+            <w:tcBorders>
+              <w:top w:val="single" w:color="9AA5B8" w:sz="4"/>
+              <w:left w:val="single" w:color="9AA5B8" w:sz="4"/>
+              <w:bottom w:val="single" w:color="9AA5B8" w:sz="4"/>
+              <w:right w:val="single" w:color="9AA5B8" w:sz="4"/>
+            </w:tcBorders>
+            <w:shd w:fill="FFFFFF" w:color="auto" w:val="clear"/>
+            <w:tcMar>
+              <w:top w:type="dxa" w:w="50"/>
+              <w:left w:type="dxa" w:w="90"/>
+              <w:bottom w:type="dxa" w:w="50"/>
+              <w:right w:type="dxa" w:w="90"/>
+            </w:tcMar>
+          </w:tcPr>
+          <w:p>
+            <w:pPr>
+              <w:keepNext/>
+              <w:spacing w:after="0"/>
+            </w:pPr>
+            <w:r>
+              <w:rPr>
+                <w:rFonts w:ascii="Malgun Gothic" w:cs="Malgun Gothic" w:eastAsia="Malgun Gothic" w:hAnsi="Malgun Gothic"/>
+                <w:sz w:val="16"/>
+                <w:szCs w:val="16"/>
+              </w:rPr>
+              <w:t xml:space="preserve">be동사 + 명사 주어</w:t>
+            </w:r>
+          </w:p>
+        </w:tc>
+        <w:tc>
+          <w:tcPr>
+            <w:tcW w:type="dxa" w:w="4000"/>
+            <w:tcBorders>
+              <w:top w:val="single" w:color="9AA5B8" w:sz="4"/>
+              <w:left w:val="single" w:color="9AA5B8" w:sz="4"/>
+              <w:bottom w:val="single" w:color="9AA5B8" w:sz="4"/>
+              <w:right w:val="single" w:color="9AA5B8" w:sz="4"/>
+            </w:tcBorders>
+            <w:shd w:fill="FFFFFF" w:color="auto" w:val="clear"/>
+            <w:tcMar>
+              <w:top w:type="dxa" w:w="50"/>
+              <w:left w:type="dxa" w:w="90"/>
+              <w:bottom w:type="dxa" w:w="50"/>
+              <w:right w:type="dxa" w:w="90"/>
+            </w:tcMar>
+          </w:tcPr>
+          <w:p>
+            <w:pPr>
+              <w:keepNext/>
+              <w:spacing w:after="0"/>
+            </w:pPr>
+            <w:r>
+              <w:rPr>
+                <w:b/>
+                <w:rFonts w:ascii="Malgun Gothic" w:cs="Malgun Gothic" w:eastAsia="Malgun Gothic" w:hAnsi="Malgun Gothic"/>
+                <w:sz w:val="16"/>
+                <w:szCs w:val="16"/>
+              </w:rPr>
+              <w:t xml:space="preserve">Such was</w:t>
+            </w:r>
+            <w:r>
+              <w:rPr>
+                <w:rFonts w:ascii="Malgun Gothic" w:cs="Malgun Gothic" w:eastAsia="Malgun Gothic" w:hAnsi="Malgun Gothic"/>
+                <w:sz w:val="16"/>
+                <w:szCs w:val="16"/>
+              </w:rPr>
+              <w:t xml:space="preserve"> his anger that nobody spoke.</w:t>
+            </w:r>
+          </w:p>
+        </w:tc>
+      </w:tr>
+      <w:tr>
+        <w:trPr>
+          <w:cantSplit/>
+        </w:trPr>
+        <w:tc>
+          <w:tcPr>
+            <w:tcW w:type="dxa" w:w="2200"/>
+            <w:tcBorders>
+              <w:top w:val="single" w:color="9AA5B8" w:sz="4"/>
+              <w:left w:val="single" w:color="9AA5B8" w:sz="4"/>
+              <w:bottom w:val="single" w:color="9AA5B8" w:sz="4"/>
+              <w:right w:val="single" w:color="9AA5B8" w:sz="4"/>
+            </w:tcBorders>
+            <w:shd w:fill="EEF1F7" w:color="auto" w:val="clear"/>
+            <w:tcMar>
+              <w:top w:type="dxa" w:w="50"/>
+              <w:left w:type="dxa" w:w="90"/>
+              <w:bottom w:type="dxa" w:w="50"/>
+              <w:right w:type="dxa" w:w="90"/>
+            </w:tcMar>
+          </w:tcPr>
+          <w:p>
+            <w:pPr>
+              <w:keepNext/>
+              <w:spacing w:after="0"/>
+            </w:pPr>
+            <w:r>
+              <w:rPr>
+                <w:rFonts w:ascii="Malgun Gothic" w:cs="Malgun Gothic" w:eastAsia="Malgun Gothic" w:hAnsi="Malgun Gothic"/>
+                <w:sz w:val="16"/>
+                <w:szCs w:val="16"/>
+              </w:rPr>
+              <w:t xml:space="preserve">비교: so 없는 장소 부사 · 보어</w:t>
+            </w:r>
+          </w:p>
+        </w:tc>
+        <w:tc>
+          <w:tcPr>
+            <w:tcW w:type="dxa" w:w="3600"/>
+            <w:tcBorders>
+              <w:top w:val="single" w:color="9AA5B8" w:sz="4"/>
+              <w:left w:val="single" w:color="9AA5B8" w:sz="4"/>
+              <w:bottom w:val="single" w:color="9AA5B8" w:sz="4"/>
+              <w:right w:val="single" w:color="9AA5B8" w:sz="4"/>
+            </w:tcBorders>
+            <w:shd w:fill="FFFFFF" w:color="auto" w:val="clear"/>
+            <w:tcMar>
+              <w:top w:type="dxa" w:w="50"/>
+              <w:left w:type="dxa" w:w="90"/>
+              <w:bottom w:type="dxa" w:w="50"/>
+              <w:right w:type="dxa" w:w="90"/>
+            </w:tcMar>
+          </w:tcPr>
+          <w:p>
+            <w:pPr>
+              <w:keepNext/>
+              <w:spacing w:after="0"/>
+            </w:pPr>
+            <w:r>
+              <w:rPr>
+                <w:rFonts w:ascii="Malgun Gothic" w:cs="Malgun Gothic" w:eastAsia="Malgun Gothic" w:hAnsi="Malgun Gothic"/>
+                <w:sz w:val="16"/>
+                <w:szCs w:val="16"/>
+              </w:rPr>
+              <w:t xml:space="preserve">동사 + 명사 주어 / 대명사 주어는 도치 ✗</w:t>
+            </w:r>
+          </w:p>
+        </w:tc>
+        <w:tc>
+          <w:tcPr>
+            <w:tcW w:type="dxa" w:w="4000"/>
+            <w:tcBorders>
+              <w:top w:val="single" w:color="9AA5B8" w:sz="4"/>
+              <w:left w:val="single" w:color="9AA5B8" w:sz="4"/>
+              <w:bottom w:val="single" w:color="9AA5B8" w:sz="4"/>
+              <w:right w:val="single" w:color="9AA5B8" w:sz="4"/>
+            </w:tcBorders>
+            <w:shd w:fill="FFFFFF" w:color="auto" w:val="clear"/>
+            <w:tcMar>
+              <w:top w:type="dxa" w:w="50"/>
+              <w:left w:type="dxa" w:w="90"/>
+              <w:bottom w:type="dxa" w:w="50"/>
+              <w:right w:type="dxa" w:w="90"/>
+            </w:tcMar>
+          </w:tcPr>
+          <w:p>
+            <w:pPr>
+              <w:keepNext/>
+              <w:spacing w:after="0"/>
+            </w:pPr>
+            <w:r>
+              <w:rPr>
+                <w:rFonts w:ascii="Malgun Gothic" w:cs="Malgun Gothic" w:eastAsia="Malgun Gothic" w:hAnsi="Malgun Gothic"/>
+                <w:sz w:val="16"/>
+                <w:szCs w:val="16"/>
+              </w:rPr>
+              <w:t xml:space="preserve">Here comes the bus.  /  Here </w:t>
+            </w:r>
+            <w:r>
+              <w:rPr>
+                <w:b/>
+                <w:rFonts w:ascii="Malgun Gothic" w:cs="Malgun Gothic" w:eastAsia="Malgun Gothic" w:hAnsi="Malgun Gothic"/>
+                <w:sz w:val="16"/>
+                <w:szCs w:val="16"/>
+              </w:rPr>
+              <w:t xml:space="preserve">he comes</w:t>
+            </w:r>
+            <w:r>
+              <w:rPr>
+                <w:rFonts w:ascii="Malgun Gothic" w:cs="Malgun Gothic" w:eastAsia="Malgun Gothic" w:hAnsi="Malgun Gothic"/>
+                <w:sz w:val="16"/>
+                <w:szCs w:val="16"/>
+              </w:rPr>
+              <w:t xml:space="preserve">.</w:t>
+            </w:r>
+          </w:p>
+        </w:tc>
+      </w:tr>
+    </w:tbl>
+    <w:p>
+      <w:pPr>
+        <w:keepNext/>
+        <w:spacing w:after="60" w:before="40"/>
+      </w:pPr>
+      <w:r>
+        <w:rPr>
+          <w:rFonts w:ascii="Malgun Gothic" w:cs="Malgun Gothic" w:eastAsia="Malgun Gothic" w:hAnsi="Malgun Gothic"/>
+          <w:color w:val="6B6B6B"/>
+          <w:sz w:val="16"/>
+          <w:szCs w:val="16"/>
+        </w:rPr>
+        <w:t xml:space="preserve">※ 도치를 일으키는 것은 so다. so ~ 가 제자리에 있으면 평서문 어순(He studied so hard that ~). 보어 · 장소 부사 도치와 달리 So 도치는 주어가 대명사여도 일어난다.</w:t>
+      </w:r>
+    </w:p>
+    <w:p>
+      <w:pPr>
+        <w:keepNext/>
+        <w:spacing w:after="50" w:before="180"/>
+      </w:pPr>
+      <w:r>
+        <w:rPr>
+          <w:rFonts w:ascii="Malgun Gothic" w:cs="Malgun Gothic" w:eastAsia="Malgun Gothic" w:hAnsi="Malgun Gothic"/>
+          <w:b/>
+          <w:bCs/>
+          <w:color w:val="1F3864"/>
+          <w:sz w:val="18"/>
+          <w:szCs w:val="18"/>
+        </w:rPr>
+        <w:t xml:space="preserve">A. so ~ that → 도치 문장</w:t>
+      </w:r>
+    </w:p>
+    <w:tbl>
+      <w:tblPr>
+        <w:tblW w:type="dxa" w:w="9800"/>
+        <w:tblBorders>
+          <w:top w:val="single" w:color="auto" w:sz="4"/>
+          <w:left w:val="single" w:color="auto" w:sz="4"/>
+          <w:bottom w:val="single" w:color="auto" w:sz="4"/>
+          <w:right w:val="single" w:color="auto" w:sz="4"/>
+          <w:insideH w:val="single" w:color="auto" w:sz="4"/>
+          <w:insideV w:val="single" w:color="auto" w:sz="4"/>
+        </w:tblBorders>
+      </w:tblPr>
+      <w:tblGrid>
+        <w:gridCol w:w="9800"/>
+      </w:tblGrid>
+      <w:tr>
+        <w:tc>
+          <w:tcPr>
+            <w:tcW w:type="dxa" w:w="9800"/>
+            <w:tcBorders>
+              <w:top w:val="none" w:color="FFFFFF" w:sz="0"/>
+              <w:left w:val="single" w:color="5B2C8F" w:sz="24"/>
+              <w:bottom w:val="none" w:color="FFFFFF" w:sz="0"/>
+              <w:right w:val="none" w:color="FFFFFF" w:sz="0"/>
+            </w:tcBorders>
+            <w:shd w:fill="F4EFFA" w:color="auto" w:val="clear"/>
+            <w:tcMar>
+              <w:top w:type="dxa" w:w="80"/>
+              <w:left w:type="dxa" w:w="160"/>
+              <w:bottom w:type="dxa" w:w="80"/>
+              <w:right w:type="dxa" w:w="160"/>
+            </w:tcMar>
+          </w:tcPr>
+          <w:p>
+            <w:pPr>
+              <w:keepNext/>
+              <w:spacing w:after="0"/>
+            </w:pPr>
+            <w:r>
+              <w:rPr>
+                <w:rFonts w:ascii="Malgun Gothic" w:cs="Malgun Gothic" w:eastAsia="Malgun Gothic" w:hAnsi="Malgun Gothic"/>
+                <w:b/>
+                <w:bCs/>
+                <w:color w:val="5B2C8F"/>
+                <w:sz w:val="16"/>
+                <w:szCs w:val="16"/>
+              </w:rPr>
+              <w:t xml:space="preserve">NOTE</w:t>
+            </w:r>
+            <w:r>
+              <w:rPr>
+                <w:rFonts w:ascii="Malgun Gothic" w:cs="Malgun Gothic" w:eastAsia="Malgun Gothic" w:hAnsi="Malgun Gothic"/>
+                <w:color w:val="5B2C8F"/>
+                <w:sz w:val="16"/>
+                <w:szCs w:val="16"/>
+              </w:rPr>
+              <w:t xml:space="preserve">  괄호 안의 말로 문장을 시작하세요. be동사 · 조동사 · do 중 무엇이 주어 앞으로 오는지, 동사가 뒤의 주어에 맞는지 확인하세요.</w:t>
+            </w:r>
+          </w:p>
+        </w:tc>
+      </w:tr>
+    </w:tbl>
+    <w:p>
+      <w:pPr>
+        <w:keepNext/>
+        <w:tabs>
+          <w:tab w:val="right" w:pos="9800"/>
+        </w:tabs>
+        <w:spacing w:after="20" w:before="120"/>
+      </w:pPr>
+      <w:r>
+        <w:rPr>
+          <w:rFonts w:ascii="Malgun Gothic" w:cs="Malgun Gothic" w:eastAsia="Malgun Gothic" w:hAnsi="Malgun Gothic"/>
+          <w:sz w:val="18"/>
+          <w:szCs w:val="18"/>
+        </w:rPr>
+        <w:t xml:space="preserve">1. She was so lonely that she cried all day.</w:t>
+      </w:r>
+      <w:r>
+        <w:rPr>
+          <w:rFonts w:ascii="Malgun Gothic" w:cs="Malgun Gothic" w:eastAsia="Malgun Gothic" w:hAnsi="Malgun Gothic"/>
+          <w:b/>
+          <w:bCs/>
+          <w:color w:val="1F3864"/>
+          <w:sz w:val="18"/>
+          <w:szCs w:val="18"/>
+        </w:rPr>
+        <w:t xml:space="preserve">	( So lonely )</w:t>
+      </w:r>
+    </w:p>
+    <w:p>
+      <w:pPr>
+        <w:keepNext/>
+        <w:spacing w:after="20"/>
+      </w:pPr>
+      <w:r>
+        <w:rPr>
+          <w:rFonts w:ascii="Malgun Gothic" w:cs="Malgun Gothic" w:eastAsia="Malgun Gothic" w:hAnsi="Malgun Gothic"/>
+          <w:color w:val="6B6B6B"/>
+          <w:sz w:val="16"/>
+          <w:szCs w:val="16"/>
+        </w:rPr>
+        <w:t xml:space="preserve">그녀는 너무 외로워서 하루 종일 울었다.</w:t>
+      </w:r>
+    </w:p>
+    <w:p>
+      <w:pPr>
+        <w:spacing w:after="60"/>
+      </w:pPr>
+      <w:r>
+        <w:rPr>
+          <w:rFonts w:ascii="Malgun Gothic" w:cs="Malgun Gothic" w:eastAsia="Malgun Gothic" w:hAnsi="Malgun Gothic"/>
+          <w:color w:val="999999"/>
+          <w:sz w:val="18"/>
+          <w:szCs w:val="18"/>
+        </w:rPr>
+        <w:t xml:space="preserve">→ ______________________________________________________________________</w:t>
+      </w:r>
+    </w:p>
+    <w:p>
+      <w:pPr>
+        <w:keepNext/>
+        <w:tabs>
+          <w:tab w:val="right" w:pos="9800"/>
+        </w:tabs>
+        <w:spacing w:after="20" w:before="120"/>
+      </w:pPr>
+      <w:r>
+        <w:rPr>
+          <w:rFonts w:ascii="Malgun Gothic" w:cs="Malgun Gothic" w:eastAsia="Malgun Gothic" w:hAnsi="Malgun Gothic"/>
+          <w:sz w:val="18"/>
+          <w:szCs w:val="18"/>
+        </w:rPr>
+        <w:t xml:space="preserve">2. This machine can work so quickly that it saves a lot of time.</w:t>
+      </w:r>
+      <w:r>
+        <w:rPr>
+          <w:rFonts w:ascii="Malgun Gothic" w:cs="Malgun Gothic" w:eastAsia="Malgun Gothic" w:hAnsi="Malgun Gothic"/>
+          <w:b/>
+          <w:bCs/>
+          <w:color w:val="1F3864"/>
+          <w:sz w:val="18"/>
+          <w:szCs w:val="18"/>
+        </w:rPr>
+        <w:t xml:space="preserve">	( So quickly )</w:t>
+      </w:r>
+    </w:p>
+    <w:p>
+      <w:pPr>
+        <w:keepNext/>
+        <w:spacing w:after="20"/>
+      </w:pPr>
+      <w:r>
+        <w:rPr>
+          <w:rFonts w:ascii="Malgun Gothic" w:cs="Malgun Gothic" w:eastAsia="Malgun Gothic" w:hAnsi="Malgun Gothic"/>
+          <w:color w:val="6B6B6B"/>
+          <w:sz w:val="16"/>
+          <w:szCs w:val="16"/>
+        </w:rPr>
+        <w:t xml:space="preserve">이 기계는 매우 빨리 일할 수 있어서 많은 시간을 절약해 준다.</w:t>
+      </w:r>
+    </w:p>
+    <w:p>
+      <w:pPr>
+        <w:spacing w:after="60"/>
+      </w:pPr>
+      <w:r>
+        <w:rPr>
+          <w:rFonts w:ascii="Malgun Gothic" w:cs="Malgun Gothic" w:eastAsia="Malgun Gothic" w:hAnsi="Malgun Gothic"/>
+          <w:color w:val="999999"/>
+          <w:sz w:val="18"/>
+          <w:szCs w:val="18"/>
+        </w:rPr>
+        <w:t xml:space="preserve">→ ______________________________________________________________________</w:t>
+      </w:r>
+    </w:p>
+    <w:p>
+      <w:pPr>
+        <w:keepNext/>
+        <w:tabs>
+          <w:tab w:val="right" w:pos="9800"/>
+        </w:tabs>
+        <w:spacing w:after="20" w:before="120"/>
+      </w:pPr>
+      <w:r>
+        <w:rPr>
+          <w:rFonts w:ascii="Malgun Gothic" w:cs="Malgun Gothic" w:eastAsia="Malgun Gothic" w:hAnsi="Malgun Gothic"/>
+          <w:sz w:val="18"/>
+          <w:szCs w:val="18"/>
+        </w:rPr>
+        <w:t xml:space="preserve">3. He studied so hard that he passed the test.</w:t>
+      </w:r>
+      <w:r>
+        <w:rPr>
+          <w:rFonts w:ascii="Malgun Gothic" w:cs="Malgun Gothic" w:eastAsia="Malgun Gothic" w:hAnsi="Malgun Gothic"/>
+          <w:b/>
+          <w:bCs/>
+          <w:color w:val="1F3864"/>
+          <w:sz w:val="18"/>
+          <w:szCs w:val="18"/>
+        </w:rPr>
+        <w:t xml:space="preserve">	( So hard )</w:t>
+      </w:r>
+    </w:p>
+    <w:p>
+      <w:pPr>
+        <w:keepNext/>
+        <w:spacing w:after="20"/>
+      </w:pPr>
+      <w:r>
+        <w:rPr>
+          <w:rFonts w:ascii="Malgun Gothic" w:cs="Malgun Gothic" w:eastAsia="Malgun Gothic" w:hAnsi="Malgun Gothic"/>
+          <w:color w:val="6B6B6B"/>
+          <w:sz w:val="16"/>
+          <w:szCs w:val="16"/>
+        </w:rPr>
+        <w:t xml:space="preserve">그는 매우 열심히 공부해서 시험에 합격했다.</w:t>
+      </w:r>
+    </w:p>
+    <w:p>
+      <w:pPr>
+        <w:spacing w:after="60"/>
+      </w:pPr>
+      <w:r>
+        <w:rPr>
+          <w:rFonts w:ascii="Malgun Gothic" w:cs="Malgun Gothic" w:eastAsia="Malgun Gothic" w:hAnsi="Malgun Gothic"/>
+          <w:color w:val="999999"/>
+          <w:sz w:val="18"/>
+          <w:szCs w:val="18"/>
+        </w:rPr>
+        <w:t xml:space="preserve">→ ______________________________________________________________________</w:t>
+      </w:r>
+    </w:p>
+    <w:p>
+      <w:pPr>
+        <w:keepNext/>
+        <w:tabs>
+          <w:tab w:val="right" w:pos="9800"/>
+        </w:tabs>
+        <w:spacing w:after="20" w:before="120"/>
+      </w:pPr>
+      <w:r>
+        <w:rPr>
+          <w:rFonts w:ascii="Malgun Gothic" w:cs="Malgun Gothic" w:eastAsia="Malgun Gothic" w:hAnsi="Malgun Gothic"/>
+          <w:sz w:val="18"/>
+          <w:szCs w:val="18"/>
+        </w:rPr>
+        <w:t xml:space="preserve">4. She sings so well that everyone loves her songs.</w:t>
+      </w:r>
+      <w:r>
+        <w:rPr>
+          <w:rFonts w:ascii="Malgun Gothic" w:cs="Malgun Gothic" w:eastAsia="Malgun Gothic" w:hAnsi="Malgun Gothic"/>
+          <w:b/>
+          <w:bCs/>
+          <w:color w:val="1F3864"/>
+          <w:sz w:val="18"/>
+          <w:szCs w:val="18"/>
+        </w:rPr>
+        <w:t xml:space="preserve">	( So well )</w:t>
+      </w:r>
+    </w:p>
+    <w:p>
+      <w:pPr>
+        <w:keepNext/>
+        <w:spacing w:after="20"/>
+      </w:pPr>
+      <w:r>
+        <w:rPr>
+          <w:rFonts w:ascii="Malgun Gothic" w:cs="Malgun Gothic" w:eastAsia="Malgun Gothic" w:hAnsi="Malgun Gothic"/>
+          <w:color w:val="6B6B6B"/>
+          <w:sz w:val="16"/>
+          <w:szCs w:val="16"/>
+        </w:rPr>
+        <w:t xml:space="preserve">그녀는 노래를 매우 잘해서 모두가 그녀의 노래를 좋아한다.</w:t>
+      </w:r>
+    </w:p>
+    <w:p>
+      <w:pPr>
+        <w:spacing w:after="60"/>
+      </w:pPr>
+      <w:r>
+        <w:rPr>
+          <w:rFonts w:ascii="Malgun Gothic" w:cs="Malgun Gothic" w:eastAsia="Malgun Gothic" w:hAnsi="Malgun Gothic"/>
+          <w:color w:val="999999"/>
+          <w:sz w:val="18"/>
+          <w:szCs w:val="18"/>
+        </w:rPr>
+        <w:t xml:space="preserve">→ ______________________________________________________________________</w:t>
+      </w:r>
+    </w:p>
+    <w:p>
+      <w:pPr>
+        <w:keepNext/>
+        <w:tabs>
+          <w:tab w:val="right" w:pos="9800"/>
+        </w:tabs>
+        <w:spacing w:after="20" w:before="120"/>
+      </w:pPr>
+      <w:r>
+        <w:rPr>
+          <w:rFonts w:ascii="Malgun Gothic" w:cs="Malgun Gothic" w:eastAsia="Malgun Gothic" w:hAnsi="Malgun Gothic"/>
+          <w:sz w:val="18"/>
+          <w:szCs w:val="18"/>
+        </w:rPr>
+        <w:t xml:space="preserve">5. The children were so tired that they fell asleep at once.</w:t>
+      </w:r>
+      <w:r>
+        <w:rPr>
+          <w:rFonts w:ascii="Malgun Gothic" w:cs="Malgun Gothic" w:eastAsia="Malgun Gothic" w:hAnsi="Malgun Gothic"/>
+          <w:b/>
+          <w:bCs/>
+          <w:color w:val="1F3864"/>
+          <w:sz w:val="18"/>
+          <w:szCs w:val="18"/>
+        </w:rPr>
+        <w:t xml:space="preserve">	( So tired )</w:t>
+      </w:r>
+    </w:p>
+    <w:p>
+      <w:pPr>
+        <w:keepNext/>
+        <w:spacing w:after="20"/>
+      </w:pPr>
+      <w:r>
+        <w:rPr>
+          <w:rFonts w:ascii="Malgun Gothic" w:cs="Malgun Gothic" w:eastAsia="Malgun Gothic" w:hAnsi="Malgun Gothic"/>
+          <w:color w:val="6B6B6B"/>
+          <w:sz w:val="16"/>
+          <w:szCs w:val="16"/>
+        </w:rPr>
+        <w:t xml:space="preserve">아이들은 너무 피곤해서 곧바로 잠들었다.</w:t>
+      </w:r>
+    </w:p>
+    <w:p>
+      <w:pPr>
+        <w:spacing w:after="60"/>
+      </w:pPr>
+      <w:r>
+        <w:rPr>
+          <w:rFonts w:ascii="Malgun Gothic" w:cs="Malgun Gothic" w:eastAsia="Malgun Gothic" w:hAnsi="Malgun Gothic"/>
+          <w:color w:val="999999"/>
+          <w:sz w:val="18"/>
+          <w:szCs w:val="18"/>
+        </w:rPr>
+        <w:t xml:space="preserve">→ ______________________________________________________________________</w:t>
+      </w:r>
+    </w:p>
+    <w:p>
+      <w:pPr>
+        <w:keepNext/>
+        <w:tabs>
+          <w:tab w:val="right" w:pos="9800"/>
+        </w:tabs>
+        <w:spacing w:after="20" w:before="120"/>
+      </w:pPr>
+      <w:r>
+        <w:rPr>
+          <w:rFonts w:ascii="Malgun Gothic" w:cs="Malgun Gothic" w:eastAsia="Malgun Gothic" w:hAnsi="Malgun Gothic"/>
+          <w:sz w:val="18"/>
+          <w:szCs w:val="18"/>
+        </w:rPr>
+        <w:t xml:space="preserve">6. His anger was such that nobody dared to speak.</w:t>
+      </w:r>
+      <w:r>
+        <w:rPr>
+          <w:rFonts w:ascii="Malgun Gothic" w:cs="Malgun Gothic" w:eastAsia="Malgun Gothic" w:hAnsi="Malgun Gothic"/>
+          <w:b/>
+          <w:bCs/>
+          <w:color w:val="1F3864"/>
+          <w:sz w:val="18"/>
+          <w:szCs w:val="18"/>
+        </w:rPr>
+        <w:t xml:space="preserve">	( Such )</w:t>
+      </w:r>
+    </w:p>
+    <w:p>
+      <w:pPr>
+        <w:keepNext/>
+        <w:spacing w:after="20"/>
+      </w:pPr>
+      <w:r>
+        <w:rPr>
+          <w:rFonts w:ascii="Malgun Gothic" w:cs="Malgun Gothic" w:eastAsia="Malgun Gothic" w:hAnsi="Malgun Gothic"/>
+          <w:color w:val="6B6B6B"/>
+          <w:sz w:val="16"/>
+          <w:szCs w:val="16"/>
+        </w:rPr>
+        <w:t xml:space="preserve">그의 분노가 너무 커서 아무도 감히 말하지 못했다.</w:t>
+      </w:r>
+    </w:p>
+    <w:p>
+      <w:pPr>
+        <w:spacing w:after="60"/>
+      </w:pPr>
+      <w:r>
+        <w:rPr>
+          <w:rFonts w:ascii="Malgun Gothic" w:cs="Malgun Gothic" w:eastAsia="Malgun Gothic" w:hAnsi="Malgun Gothic"/>
+          <w:color w:val="999999"/>
+          <w:sz w:val="18"/>
+          <w:szCs w:val="18"/>
+        </w:rPr>
+        <w:t xml:space="preserve">→ ______________________________________________________________________</w:t>
+      </w:r>
+    </w:p>
+    <w:p>
+      <w:pPr>
+        <w:keepNext/>
+        <w:spacing w:after="50" w:before="180"/>
+      </w:pPr>
+      <w:r>
+        <w:rPr>
+          <w:rFonts w:ascii="Malgun Gothic" w:cs="Malgun Gothic" w:eastAsia="Malgun Gothic" w:hAnsi="Malgun Gothic"/>
+          <w:b/>
+          <w:bCs/>
+          <w:color w:val="1F3864"/>
+          <w:sz w:val="18"/>
+          <w:szCs w:val="18"/>
+        </w:rPr>
+        <w:t xml:space="preserve">B. 도치 문장 → 원래 어순</w:t>
+      </w:r>
+    </w:p>
+    <w:tbl>
+      <w:tblPr>
+        <w:tblW w:type="dxa" w:w="9800"/>
+        <w:tblBorders>
+          <w:top w:val="single" w:color="auto" w:sz="4"/>
+          <w:left w:val="single" w:color="auto" w:sz="4"/>
+          <w:bottom w:val="single" w:color="auto" w:sz="4"/>
+          <w:right w:val="single" w:color="auto" w:sz="4"/>
+          <w:insideH w:val="single" w:color="auto" w:sz="4"/>
+          <w:insideV w:val="single" w:color="auto" w:sz="4"/>
+        </w:tblBorders>
+      </w:tblPr>
+      <w:tblGrid>
+        <w:gridCol w:w="9800"/>
+      </w:tblGrid>
+      <w:tr>
+        <w:tc>
+          <w:tcPr>
+            <w:tcW w:type="dxa" w:w="9800"/>
+            <w:tcBorders>
+              <w:top w:val="none" w:color="FFFFFF" w:sz="0"/>
+              <w:left w:val="single" w:color="5B2C8F" w:sz="24"/>
+              <w:bottom w:val="none" w:color="FFFFFF" w:sz="0"/>
+              <w:right w:val="none" w:color="FFFFFF" w:sz="0"/>
+            </w:tcBorders>
+            <w:shd w:fill="F4EFFA" w:color="auto" w:val="clear"/>
+            <w:tcMar>
+              <w:top w:type="dxa" w:w="80"/>
+              <w:left w:type="dxa" w:w="160"/>
+              <w:bottom w:type="dxa" w:w="80"/>
+              <w:right w:type="dxa" w:w="160"/>
+            </w:tcMar>
+          </w:tcPr>
+          <w:p>
+            <w:pPr>
+              <w:keepNext/>
+              <w:spacing w:after="0"/>
+            </w:pPr>
+            <w:r>
+              <w:rPr>
+                <w:rFonts w:ascii="Malgun Gothic" w:cs="Malgun Gothic" w:eastAsia="Malgun Gothic" w:hAnsi="Malgun Gothic"/>
+                <w:b/>
+                <w:bCs/>
+                <w:color w:val="5B2C8F"/>
+                <w:sz w:val="16"/>
+                <w:szCs w:val="16"/>
+              </w:rPr>
+              <w:t xml:space="preserve">NOTE</w:t>
+            </w:r>
+            <w:r>
+              <w:rPr>
+                <w:rFonts w:ascii="Malgun Gothic" w:cs="Malgun Gothic" w:eastAsia="Malgun Gothic" w:hAnsi="Malgun Gothic"/>
+                <w:color w:val="5B2C8F"/>
+                <w:sz w:val="16"/>
+                <w:szCs w:val="16"/>
+              </w:rPr>
+              <w:t xml:space="preserve">  do · does · did를 빼면 본동사에 시제와 수를 되돌려 줍니다.</w:t>
+            </w:r>
+          </w:p>
+        </w:tc>
+      </w:tr>
+    </w:tbl>
+    <w:p>
+      <w:pPr>
+        <w:keepNext/>
+        <w:tabs>
+          <w:tab w:val="right" w:pos="9800"/>
+        </w:tabs>
+        <w:spacing w:after="20" w:before="120"/>
+      </w:pPr>
+      <w:r>
+        <w:rPr>
+          <w:rFonts w:ascii="Malgun Gothic" w:cs="Malgun Gothic" w:eastAsia="Malgun Gothic" w:hAnsi="Malgun Gothic"/>
+          <w:sz w:val="18"/>
+          <w:szCs w:val="18"/>
+        </w:rPr>
+        <w:t xml:space="preserve">1. So fast did he run that nobody could catch him.</w:t>
+      </w:r>
+      <w:r>
+        <w:rPr>
+          <w:rFonts w:ascii="Malgun Gothic" w:cs="Malgun Gothic" w:eastAsia="Malgun Gothic" w:hAnsi="Malgun Gothic"/>
+          <w:b/>
+          <w:bCs/>
+          <w:color w:val="1F3864"/>
+          <w:sz w:val="18"/>
+          <w:szCs w:val="18"/>
+        </w:rPr>
+        <w:t xml:space="preserve">	( 원래 어순 )</w:t>
+      </w:r>
+    </w:p>
+    <w:p>
+      <w:pPr>
+        <w:keepNext/>
+        <w:spacing w:after="20"/>
+      </w:pPr>
+      <w:r>
+        <w:rPr>
+          <w:rFonts w:ascii="Malgun Gothic" w:cs="Malgun Gothic" w:eastAsia="Malgun Gothic" w:hAnsi="Malgun Gothic"/>
+          <w:color w:val="6B6B6B"/>
+          <w:sz w:val="16"/>
+          <w:szCs w:val="16"/>
+        </w:rPr>
+        <w:t xml:space="preserve">그는 너무 빨리 달려서 아무도 그를 잡을 수 없었다.</w:t>
+      </w:r>
+    </w:p>
+    <w:p>
+      <w:pPr>
+        <w:spacing w:after="60"/>
+      </w:pPr>
+      <w:r>
+        <w:rPr>
+          <w:rFonts w:ascii="Malgun Gothic" w:cs="Malgun Gothic" w:eastAsia="Malgun Gothic" w:hAnsi="Malgun Gothic"/>
+          <w:color w:val="999999"/>
+          <w:sz w:val="18"/>
+          <w:szCs w:val="18"/>
+        </w:rPr>
+        <w:t xml:space="preserve">→ ______________________________________________________________________</w:t>
+      </w:r>
+    </w:p>
+    <w:p>
+      <w:pPr>
+        <w:keepNext/>
+        <w:tabs>
+          <w:tab w:val="right" w:pos="9800"/>
+        </w:tabs>
+        <w:spacing w:after="20" w:before="120"/>
+      </w:pPr>
+      <w:r>
+        <w:rPr>
+          <w:rFonts w:ascii="Malgun Gothic" w:cs="Malgun Gothic" w:eastAsia="Malgun Gothic" w:hAnsi="Malgun Gothic"/>
+          <w:sz w:val="18"/>
+          <w:szCs w:val="18"/>
+        </w:rPr>
+        <w:t xml:space="preserve">2. So heavy was the box that I couldn't lift it.</w:t>
+      </w:r>
+      <w:r>
+        <w:rPr>
+          <w:rFonts w:ascii="Malgun Gothic" w:cs="Malgun Gothic" w:eastAsia="Malgun Gothic" w:hAnsi="Malgun Gothic"/>
+          <w:b/>
+          <w:bCs/>
+          <w:color w:val="1F3864"/>
+          <w:sz w:val="18"/>
+          <w:szCs w:val="18"/>
+        </w:rPr>
+        <w:t xml:space="preserve">	( 원래 어순 )</w:t>
+      </w:r>
+    </w:p>
+    <w:p>
+      <w:pPr>
+        <w:keepNext/>
+        <w:spacing w:after="20"/>
+      </w:pPr>
+      <w:r>
+        <w:rPr>
+          <w:rFonts w:ascii="Malgun Gothic" w:cs="Malgun Gothic" w:eastAsia="Malgun Gothic" w:hAnsi="Malgun Gothic"/>
+          <w:color w:val="6B6B6B"/>
+          <w:sz w:val="16"/>
+          <w:szCs w:val="16"/>
+        </w:rPr>
+        <w:t xml:space="preserve">그 상자는 너무 무거워서 나는 들 수 없었다.</w:t>
+      </w:r>
+    </w:p>
+    <w:p>
+      <w:pPr>
+        <w:spacing w:after="60"/>
+      </w:pPr>
+      <w:r>
+        <w:rPr>
+          <w:rFonts w:ascii="Malgun Gothic" w:cs="Malgun Gothic" w:eastAsia="Malgun Gothic" w:hAnsi="Malgun Gothic"/>
+          <w:color w:val="999999"/>
+          <w:sz w:val="18"/>
+          <w:szCs w:val="18"/>
+        </w:rPr>
+        <w:t xml:space="preserve">→ ______________________________________________________________________</w:t>
+      </w:r>
+    </w:p>
+    <w:p>
+      <w:pPr>
+        <w:keepNext/>
+        <w:tabs>
+          <w:tab w:val="right" w:pos="9800"/>
+        </w:tabs>
+        <w:spacing w:after="20" w:before="120"/>
+      </w:pPr>
+      <w:r>
+        <w:rPr>
+          <w:rFonts w:ascii="Malgun Gothic" w:cs="Malgun Gothic" w:eastAsia="Malgun Gothic" w:hAnsi="Malgun Gothic"/>
+          <w:sz w:val="18"/>
+          <w:szCs w:val="18"/>
+        </w:rPr>
+        <w:t xml:space="preserve">3. So carefully does she drive that she has never had an accident.</w:t>
+      </w:r>
+      <w:r>
+        <w:rPr>
+          <w:rFonts w:ascii="Malgun Gothic" w:cs="Malgun Gothic" w:eastAsia="Malgun Gothic" w:hAnsi="Malgun Gothic"/>
+          <w:b/>
+          <w:bCs/>
+          <w:color w:val="1F3864"/>
+          <w:sz w:val="18"/>
+          <w:szCs w:val="18"/>
+        </w:rPr>
+        <w:t xml:space="preserve">	( 원래 어순 )</w:t>
+      </w:r>
+    </w:p>
+    <w:p>
+      <w:pPr>
+        <w:keepNext/>
+        <w:spacing w:after="20"/>
+      </w:pPr>
+      <w:r>
+        <w:rPr>
+          <w:rFonts w:ascii="Malgun Gothic" w:cs="Malgun Gothic" w:eastAsia="Malgun Gothic" w:hAnsi="Malgun Gothic"/>
+          <w:color w:val="6B6B6B"/>
+          <w:sz w:val="16"/>
+          <w:szCs w:val="16"/>
+        </w:rPr>
+        <w:t xml:space="preserve">그녀는 매우 조심해서 운전해서 사고가 난 적이 한 번도 없다.</w:t>
+      </w:r>
+    </w:p>
+    <w:p>
+      <w:pPr>
+        <w:spacing w:after="60"/>
+      </w:pPr>
+      <w:r>
+        <w:rPr>
+          <w:rFonts w:ascii="Malgun Gothic" w:cs="Malgun Gothic" w:eastAsia="Malgun Gothic" w:hAnsi="Malgun Gothic"/>
+          <w:color w:val="999999"/>
+          <w:sz w:val="18"/>
+          <w:szCs w:val="18"/>
+        </w:rPr>
+        <w:t xml:space="preserve">→ ______________________________________________________________________</w:t>
+      </w:r>
+    </w:p>
+    <w:p>
+      <w:pPr>
+        <w:keepNext/>
+        <w:tabs>
+          <w:tab w:val="right" w:pos="9800"/>
+        </w:tabs>
+        <w:spacing w:after="20" w:before="120"/>
+      </w:pPr>
+      <w:r>
+        <w:rPr>
+          <w:rFonts w:ascii="Malgun Gothic" w:cs="Malgun Gothic" w:eastAsia="Malgun Gothic" w:hAnsi="Malgun Gothic"/>
+          <w:sz w:val="18"/>
+          <w:szCs w:val="18"/>
+        </w:rPr>
+        <w:t xml:space="preserve">4. So loud was the music that we couldn't hear each other.</w:t>
+      </w:r>
+      <w:r>
+        <w:rPr>
+          <w:rFonts w:ascii="Malgun Gothic" w:cs="Malgun Gothic" w:eastAsia="Malgun Gothic" w:hAnsi="Malgun Gothic"/>
+          <w:b/>
+          <w:bCs/>
+          <w:color w:val="1F3864"/>
+          <w:sz w:val="18"/>
+          <w:szCs w:val="18"/>
+        </w:rPr>
+        <w:t xml:space="preserve">	( 원래 어순 )</w:t>
+      </w:r>
+    </w:p>
+    <w:p>
+      <w:pPr>
+        <w:keepNext/>
+        <w:spacing w:after="20"/>
+      </w:pPr>
+      <w:r>
+        <w:rPr>
+          <w:rFonts w:ascii="Malgun Gothic" w:cs="Malgun Gothic" w:eastAsia="Malgun Gothic" w:hAnsi="Malgun Gothic"/>
+          <w:color w:val="6B6B6B"/>
+          <w:sz w:val="16"/>
+          <w:szCs w:val="16"/>
+        </w:rPr>
+        <w:t xml:space="preserve">음악이 너무 시끄러워서 우리는 서로의 말을 들을 수 없었다.</w:t>
+      </w:r>
+    </w:p>
+    <w:p>
+      <w:pPr>
+        <w:spacing w:after="60"/>
+      </w:pPr>
+      <w:r>
+        <w:rPr>
+          <w:rFonts w:ascii="Malgun Gothic" w:cs="Malgun Gothic" w:eastAsia="Malgun Gothic" w:hAnsi="Malgun Gothic"/>
+          <w:color w:val="999999"/>
+          <w:sz w:val="18"/>
+          <w:szCs w:val="18"/>
+        </w:rPr>
+        <w:t xml:space="preserve">→ ______________________________________________________________________</w:t>
+      </w:r>
+    </w:p>
+    <w:p>
+      <w:pPr>
+        <w:keepNext/>
+        <w:spacing w:after="50" w:before="180"/>
+      </w:pPr>
+      <w:r>
+        <w:rPr>
+          <w:rFonts w:ascii="Malgun Gothic" w:cs="Malgun Gothic" w:eastAsia="Malgun Gothic" w:hAnsi="Malgun Gothic"/>
+          <w:b/>
+          <w:bCs/>
+          <w:color w:val="1F3864"/>
+          <w:sz w:val="18"/>
+          <w:szCs w:val="18"/>
+        </w:rPr>
+        <w:t xml:space="preserve">C. 틀린 곳 고쳐 쓰기</w:t>
+      </w:r>
+    </w:p>
+    <w:tbl>
+      <w:tblPr>
+        <w:tblW w:type="dxa" w:w="9800"/>
+        <w:tblBorders>
+          <w:top w:val="single" w:color="auto" w:sz="4"/>
+          <w:left w:val="single" w:color="auto" w:sz="4"/>
+          <w:bottom w:val="single" w:color="auto" w:sz="4"/>
+          <w:right w:val="single" w:color="auto" w:sz="4"/>
+          <w:insideH w:val="single" w:color="auto" w:sz="4"/>
+          <w:insideV w:val="single" w:color="auto" w:sz="4"/>
+        </w:tblBorders>
+      </w:tblPr>
+      <w:tblGrid>
+        <w:gridCol w:w="9800"/>
+      </w:tblGrid>
+      <w:tr>
+        <w:tc>
+          <w:tcPr>
+            <w:tcW w:type="dxa" w:w="9800"/>
+            <w:tcBorders>
+              <w:top w:val="none" w:color="FFFFFF" w:sz="0"/>
+              <w:left w:val="single" w:color="5B2C8F" w:sz="24"/>
+              <w:bottom w:val="none" w:color="FFFFFF" w:sz="0"/>
+              <w:right w:val="none" w:color="FFFFFF" w:sz="0"/>
+            </w:tcBorders>
+            <w:shd w:fill="F4EFFA" w:color="auto" w:val="clear"/>
+            <w:tcMar>
+              <w:top w:type="dxa" w:w="80"/>
+              <w:left w:type="dxa" w:w="160"/>
+              <w:bottom w:type="dxa" w:w="80"/>
+              <w:right w:type="dxa" w:w="160"/>
+            </w:tcMar>
+          </w:tcPr>
+          <w:p>
+            <w:pPr>
+              <w:keepNext/>
+              <w:spacing w:after="0"/>
+            </w:pPr>
+            <w:r>
+              <w:rPr>
+                <w:rFonts w:ascii="Malgun Gothic" w:cs="Malgun Gothic" w:eastAsia="Malgun Gothic" w:hAnsi="Malgun Gothic"/>
+                <w:b/>
+                <w:bCs/>
+                <w:color w:val="5B2C8F"/>
+                <w:sz w:val="16"/>
+                <w:szCs w:val="16"/>
+              </w:rPr>
+              <w:t xml:space="preserve">NOTE</w:t>
+            </w:r>
+            <w:r>
+              <w:rPr>
+                <w:rFonts w:ascii="Malgun Gothic" w:cs="Malgun Gothic" w:eastAsia="Malgun Gothic" w:hAnsi="Malgun Gothic"/>
+                <w:color w:val="5B2C8F"/>
+                <w:sz w:val="16"/>
+                <w:szCs w:val="16"/>
+              </w:rPr>
+              <w:t xml:space="preserve">  도치를 빠뜨렸는지, 도치하면 안 되는 자리인지, 동사 형태가 맞는지 확인하세요.</w:t>
+            </w:r>
+          </w:p>
+        </w:tc>
+      </w:tr>
+    </w:tbl>
+    <w:p>
+      <w:pPr>
+        <w:keepNext/>
+        <w:tabs>
+          <w:tab w:val="right" w:pos="9800"/>
+        </w:tabs>
+        <w:spacing w:after="20" w:before="120"/>
+      </w:pPr>
+      <w:r>
+        <w:rPr>
+          <w:rFonts w:ascii="Malgun Gothic" w:cs="Malgun Gothic" w:eastAsia="Malgun Gothic" w:hAnsi="Malgun Gothic"/>
+          <w:sz w:val="18"/>
+          <w:szCs w:val="18"/>
+        </w:rPr>
+        <w:t xml:space="preserve">1. So quickly this machine can work that it saves a lot of time.</w:t>
+      </w:r>
+      <w:r>
+        <w:rPr>
+          <w:rFonts w:ascii="Malgun Gothic" w:cs="Malgun Gothic" w:eastAsia="Malgun Gothic" w:hAnsi="Malgun Gothic"/>
+          <w:b/>
+          <w:bCs/>
+          <w:color w:val="1F3864"/>
+          <w:sz w:val="18"/>
+          <w:szCs w:val="18"/>
+        </w:rPr>
+        <w:t xml:space="preserve">	( 고쳐 쓰기 )</w:t>
+      </w:r>
+    </w:p>
+    <w:p>
+      <w:pPr>
+        <w:keepNext/>
+        <w:spacing w:after="20"/>
+      </w:pPr>
+      <w:r>
+        <w:rPr>
+          <w:rFonts w:ascii="Malgun Gothic" w:cs="Malgun Gothic" w:eastAsia="Malgun Gothic" w:hAnsi="Malgun Gothic"/>
+          <w:color w:val="6B6B6B"/>
+          <w:sz w:val="16"/>
+          <w:szCs w:val="16"/>
+        </w:rPr>
+        <w:t xml:space="preserve">이 기계는 매우 빨리 일할 수 있어서 많은 시간을 절약해 준다.</w:t>
+      </w:r>
+    </w:p>
+    <w:p>
+      <w:pPr>
+        <w:spacing w:after="60"/>
+      </w:pPr>
+      <w:r>
+        <w:rPr>
+          <w:rFonts w:ascii="Malgun Gothic" w:cs="Malgun Gothic" w:eastAsia="Malgun Gothic" w:hAnsi="Malgun Gothic"/>
+          <w:color w:val="999999"/>
+          <w:sz w:val="18"/>
+          <w:szCs w:val="18"/>
+        </w:rPr>
+        <w:t xml:space="preserve">→ ______________________________________________________________________</w:t>
+      </w:r>
+    </w:p>
+    <w:p>
+      <w:pPr>
+        <w:keepNext/>
+        <w:tabs>
+          <w:tab w:val="right" w:pos="9800"/>
+        </w:tabs>
+        <w:spacing w:after="20" w:before="120"/>
+      </w:pPr>
+      <w:r>
+        <w:rPr>
+          <w:rFonts w:ascii="Malgun Gothic" w:cs="Malgun Gothic" w:eastAsia="Malgun Gothic" w:hAnsi="Malgun Gothic"/>
+          <w:sz w:val="18"/>
+          <w:szCs w:val="18"/>
+        </w:rPr>
+        <w:t xml:space="preserve">2. So hard did he studied that he passed the test.</w:t>
+      </w:r>
+      <w:r>
+        <w:rPr>
+          <w:rFonts w:ascii="Malgun Gothic" w:cs="Malgun Gothic" w:eastAsia="Malgun Gothic" w:hAnsi="Malgun Gothic"/>
+          <w:b/>
+          <w:bCs/>
+          <w:color w:val="1F3864"/>
+          <w:sz w:val="18"/>
+          <w:szCs w:val="18"/>
+        </w:rPr>
+        <w:t xml:space="preserve">	( 고쳐 쓰기 )</w:t>
+      </w:r>
+    </w:p>
+    <w:p>
+      <w:pPr>
+        <w:keepNext/>
+        <w:spacing w:after="20"/>
+      </w:pPr>
+      <w:r>
+        <w:rPr>
+          <w:rFonts w:ascii="Malgun Gothic" w:cs="Malgun Gothic" w:eastAsia="Malgun Gothic" w:hAnsi="Malgun Gothic"/>
+          <w:color w:val="6B6B6B"/>
+          <w:sz w:val="16"/>
+          <w:szCs w:val="16"/>
+        </w:rPr>
+        <w:t xml:space="preserve">그는 매우 열심히 공부해서 시험에 합격했다.</w:t>
+      </w:r>
+    </w:p>
+    <w:p>
+      <w:pPr>
+        <w:spacing w:after="60"/>
+      </w:pPr>
+      <w:r>
+        <w:rPr>
+          <w:rFonts w:ascii="Malgun Gothic" w:cs="Malgun Gothic" w:eastAsia="Malgun Gothic" w:hAnsi="Malgun Gothic"/>
+          <w:color w:val="999999"/>
+          <w:sz w:val="18"/>
+          <w:szCs w:val="18"/>
+        </w:rPr>
+        <w:t xml:space="preserve">→ ______________________________________________________________________</w:t>
+      </w:r>
+    </w:p>
+    <w:p>
+      <w:pPr>
+        <w:keepNext/>
+        <w:tabs>
+          <w:tab w:val="right" w:pos="9800"/>
+        </w:tabs>
+        <w:spacing w:after="20" w:before="120"/>
+      </w:pPr>
+      <w:r>
+        <w:rPr>
+          <w:rFonts w:ascii="Malgun Gothic" w:cs="Malgun Gothic" w:eastAsia="Malgun Gothic" w:hAnsi="Malgun Gothic"/>
+          <w:sz w:val="18"/>
+          <w:szCs w:val="18"/>
+        </w:rPr>
+        <w:t xml:space="preserve">3. So tired was the players that they couldn't move.</w:t>
+      </w:r>
+      <w:r>
+        <w:rPr>
+          <w:rFonts w:ascii="Malgun Gothic" w:cs="Malgun Gothic" w:eastAsia="Malgun Gothic" w:hAnsi="Malgun Gothic"/>
+          <w:b/>
+          <w:bCs/>
+          <w:color w:val="1F3864"/>
+          <w:sz w:val="18"/>
+          <w:szCs w:val="18"/>
+        </w:rPr>
+        <w:t xml:space="preserve">	( 고쳐 쓰기 )</w:t>
+      </w:r>
+    </w:p>
+    <w:p>
+      <w:pPr>
+        <w:keepNext/>
+        <w:spacing w:after="20"/>
+      </w:pPr>
+      <w:r>
+        <w:rPr>
+          <w:rFonts w:ascii="Malgun Gothic" w:cs="Malgun Gothic" w:eastAsia="Malgun Gothic" w:hAnsi="Malgun Gothic"/>
+          <w:color w:val="6B6B6B"/>
+          <w:sz w:val="16"/>
+          <w:szCs w:val="16"/>
+        </w:rPr>
+        <w:t xml:space="preserve">선수들은 너무 지쳐서 움직일 수 없었다.</w:t>
+      </w:r>
+    </w:p>
+    <w:p>
+      <w:pPr>
+        <w:spacing w:after="60"/>
+      </w:pPr>
+      <w:r>
+        <w:rPr>
+          <w:rFonts w:ascii="Malgun Gothic" w:cs="Malgun Gothic" w:eastAsia="Malgun Gothic" w:hAnsi="Malgun Gothic"/>
+          <w:color w:val="999999"/>
+          <w:sz w:val="18"/>
+          <w:szCs w:val="18"/>
+        </w:rPr>
+        <w:t xml:space="preserve">→ ______________________________________________________________________</w:t>
+      </w:r>
+    </w:p>
+    <w:p>
+      <w:pPr>
+        <w:keepNext/>
+        <w:tabs>
+          <w:tab w:val="right" w:pos="9800"/>
+        </w:tabs>
+        <w:spacing w:after="20" w:before="120"/>
+      </w:pPr>
+      <w:r>
+        <w:rPr>
+          <w:rFonts w:ascii="Malgun Gothic" w:cs="Malgun Gothic" w:eastAsia="Malgun Gothic" w:hAnsi="Malgun Gothic"/>
+          <w:sz w:val="18"/>
+          <w:szCs w:val="18"/>
+        </w:rPr>
+        <w:t xml:space="preserve">4. I left early so that could I catch the first train.</w:t>
+      </w:r>
+      <w:r>
+        <w:rPr>
+          <w:rFonts w:ascii="Malgun Gothic" w:cs="Malgun Gothic" w:eastAsia="Malgun Gothic" w:hAnsi="Malgun Gothic"/>
+          <w:b/>
+          <w:bCs/>
+          <w:color w:val="1F3864"/>
+          <w:sz w:val="18"/>
+          <w:szCs w:val="18"/>
+        </w:rPr>
+        <w:t xml:space="preserve">	( 고쳐 쓰기 )</w:t>
+      </w:r>
+    </w:p>
+    <w:p>
+      <w:pPr>
+        <w:keepNext/>
+        <w:spacing w:after="20"/>
+      </w:pPr>
+      <w:r>
+        <w:rPr>
+          <w:rFonts w:ascii="Malgun Gothic" w:cs="Malgun Gothic" w:eastAsia="Malgun Gothic" w:hAnsi="Malgun Gothic"/>
+          <w:color w:val="6B6B6B"/>
+          <w:sz w:val="16"/>
+          <w:szCs w:val="16"/>
+        </w:rPr>
+        <w:t xml:space="preserve">나는 첫 기차를 타려고 일찍 출발했다.</w:t>
+      </w:r>
+    </w:p>
+    <w:p>
+      <w:pPr>
+        <w:spacing w:after="60"/>
+      </w:pPr>
+      <w:r>
+        <w:rPr>
+          <w:rFonts w:ascii="Malgun Gothic" w:cs="Malgun Gothic" w:eastAsia="Malgun Gothic" w:hAnsi="Malgun Gothic"/>
+          <w:color w:val="999999"/>
+          <w:sz w:val="18"/>
+          <w:szCs w:val="18"/>
+        </w:rPr>
+        <w:t xml:space="preserve">→ ______________________________________________________________________</w:t>
+      </w:r>
+    </w:p>
+    <w:p>
+      <w:pPr>
+        <w:keepNext/>
+        <w:tabs>
+          <w:tab w:val="right" w:pos="9800"/>
+        </w:tabs>
+        <w:spacing w:after="20" w:before="120"/>
+      </w:pPr>
+      <w:r>
+        <w:rPr>
+          <w:rFonts w:ascii="Malgun Gothic" w:cs="Malgun Gothic" w:eastAsia="Malgun Gothic" w:hAnsi="Malgun Gothic"/>
+          <w:sz w:val="18"/>
+          <w:szCs w:val="18"/>
+        </w:rPr>
+        <w:t xml:space="preserve">5. Here comes he!</w:t>
+      </w:r>
+      <w:r>
+        <w:rPr>
+          <w:rFonts w:ascii="Malgun Gothic" w:cs="Malgun Gothic" w:eastAsia="Malgun Gothic" w:hAnsi="Malgun Gothic"/>
+          <w:b/>
+          <w:bCs/>
+          <w:color w:val="1F3864"/>
+          <w:sz w:val="18"/>
+          <w:szCs w:val="18"/>
+        </w:rPr>
+        <w:t xml:space="preserve">	( 고쳐 쓰기 )</w:t>
+      </w:r>
+    </w:p>
+    <w:p>
+      <w:pPr>
+        <w:keepNext/>
+        <w:spacing w:after="20"/>
+      </w:pPr>
+      <w:r>
+        <w:rPr>
+          <w:rFonts w:ascii="Malgun Gothic" w:cs="Malgun Gothic" w:eastAsia="Malgun Gothic" w:hAnsi="Malgun Gothic"/>
+          <w:color w:val="6B6B6B"/>
+          <w:sz w:val="16"/>
+          <w:szCs w:val="16"/>
+        </w:rPr>
+        <w:t xml:space="preserve">그가 온다!</w:t>
+      </w:r>
+    </w:p>
+    <w:p>
+      <w:pPr>
+        <w:spacing w:after="60"/>
+      </w:pPr>
+      <w:r>
+        <w:rPr>
+          <w:rFonts w:ascii="Malgun Gothic" w:cs="Malgun Gothic" w:eastAsia="Malgun Gothic" w:hAnsi="Malgun Gothic"/>
+          <w:color w:val="999999"/>
+          <w:sz w:val="18"/>
+          <w:szCs w:val="18"/>
+        </w:rPr>
+        <w:t xml:space="preserve">→ ______________________________________________________________________</w:t>
+      </w:r>
+    </w:p>
+    <w:p>
+      <w:pPr>
+        <w:keepNext/>
+        <w:pBdr>
+          <w:bottom w:val="single" w:color="1F3864" w:sz="8" w:space="2"/>
+        </w:pBdr>
+        <w:spacing w:after="100" w:before="240"/>
+      </w:pPr>
+      <w:r>
+        <w:rPr>
+          <w:rFonts w:ascii="Malgun Gothic" w:cs="Malgun Gothic" w:eastAsia="Malgun Gothic" w:hAnsi="Malgun Gothic"/>
+          <w:b/>
+          <w:bCs/>
+          <w:color w:val="1F3864"/>
+          <w:sz w:val="22"/>
+          <w:szCs w:val="22"/>
+        </w:rPr>
+        <w:t xml:space="preserve">STEP 6  우리말 → 영작 (종합)</w:t>
       </w:r>
     </w:p>
     <w:p>
@@ -12360,7 +14229,1422 @@
           <w:sz w:val="14"/>
           <w:szCs w:val="14"/>
         </w:rPr>
-        <w:t xml:space="preserve">STEP 5  우리말 → 영작 (종합)</w:t>
+        <w:t xml:space="preserve">STEP 5  So · Such ~ that 도치</w:t>
+      </w:r>
+    </w:p>
+    <w:p>
+      <w:pPr>
+        <w:keepNext/>
+        <w:spacing w:before="0" w:after="0" w:line="170" w:lineRule="exact"/>
+      </w:pPr>
+      <w:r>
+        <w:rPr>
+          <w:rFonts w:ascii="Malgun Gothic" w:cs="Malgun Gothic" w:eastAsia="Malgun Gothic" w:hAnsi="Malgun Gothic"/>
+          <w:b/>
+          <w:bCs/>
+          <w:color w:val="1F3864"/>
+          <w:sz w:val="14"/>
+          <w:szCs w:val="14"/>
+        </w:rPr>
+        <w:t xml:space="preserve">A. so ~ that → 도치 문장</w:t>
+      </w:r>
+    </w:p>
+    <w:tbl>
+      <w:tblPr>
+        <w:tblW w:type="dxa" w:w="5143"/>
+        <w:tblBorders>
+          <w:top w:val="single" w:color="auto" w:sz="2"/>
+          <w:left w:val="single" w:color="auto" w:sz="2"/>
+          <w:bottom w:val="single" w:color="auto" w:sz="2"/>
+          <w:right w:val="single" w:color="auto" w:sz="2"/>
+          <w:insideH w:val="single" w:color="auto" w:sz="2"/>
+          <w:insideV w:val="single" w:color="auto" w:sz="2"/>
+        </w:tblBorders>
+        <w:tblCellMar>
+          <w:top w:w="0" w:type="dxa"/>
+          <w:left w:w="45" w:type="dxa"/>
+          <w:bottom w:w="0" w:type="dxa"/>
+          <w:right w:w="45" w:type="dxa"/>
+        </w:tblCellMar>
+      </w:tblPr>
+      <w:tblGrid>
+        <w:gridCol w:w="380"/>
+        <w:gridCol w:w="2868"/>
+        <w:gridCol w:w="1894"/>
+      </w:tblGrid>
+      <w:tr>
+        <w:trPr>
+          <w:cantSplit/>
+        </w:trPr>
+        <w:tc>
+          <w:tcPr>
+            <w:tcW w:type="dxa" w:w="380"/>
+            <w:tcBorders>
+              <w:top w:val="single" w:color="9AA5B8" w:sz="2"/>
+              <w:left w:val="single" w:color="9AA5B8" w:sz="2"/>
+              <w:bottom w:val="single" w:color="9AA5B8" w:sz="2"/>
+              <w:right w:val="single" w:color="9AA5B8" w:sz="2"/>
+            </w:tcBorders>
+          </w:tcPr>
+          <w:p>
+            <w:pPr>
+              <w:spacing w:before="0" w:after="0" w:line="170" w:lineRule="exact"/>
+              <w:jc w:val="center"/>
+            </w:pPr>
+            <w:r>
+              <w:rPr>
+                <w:rFonts w:ascii="Malgun Gothic" w:cs="Malgun Gothic" w:eastAsia="Malgun Gothic" w:hAnsi="Malgun Gothic"/>
+                <w:b/>
+                <w:bCs/>
+                <w:color w:val="1F3864"/>
+                <w:sz w:val="14"/>
+                <w:szCs w:val="14"/>
+              </w:rPr>
+              <w:t xml:space="preserve">1</w:t>
+            </w:r>
+          </w:p>
+        </w:tc>
+        <w:tc>
+          <w:tcPr>
+            <w:tcW w:type="dxa" w:w="2868"/>
+            <w:tcBorders>
+              <w:top w:val="single" w:color="9AA5B8" w:sz="2"/>
+              <w:left w:val="single" w:color="9AA5B8" w:sz="2"/>
+              <w:bottom w:val="single" w:color="9AA5B8" w:sz="2"/>
+              <w:right w:val="single" w:color="9AA5B8" w:sz="2"/>
+            </w:tcBorders>
+          </w:tcPr>
+          <w:p>
+            <w:pPr>
+              <w:spacing w:before="0" w:after="0" w:line="170" w:lineRule="exact"/>
+            </w:pPr>
+            <w:r>
+              <w:rPr>
+                <w:rFonts w:ascii="Malgun Gothic" w:cs="Malgun Gothic" w:eastAsia="Malgun Gothic" w:hAnsi="Malgun Gothic"/>
+                <w:b/>
+                <w:bCs/>
+                <w:color w:val="C00000"/>
+                <w:sz w:val="14"/>
+                <w:szCs w:val="14"/>
+              </w:rPr>
+              <w:t xml:space="preserve">So lonely was she that she cried all day.</w:t>
+            </w:r>
+          </w:p>
+        </w:tc>
+        <w:tc>
+          <w:tcPr>
+            <w:tcW w:type="dxa" w:w="1894"/>
+            <w:tcBorders>
+              <w:top w:val="single" w:color="9AA5B8" w:sz="2"/>
+              <w:left w:val="single" w:color="9AA5B8" w:sz="2"/>
+              <w:bottom w:val="single" w:color="9AA5B8" w:sz="2"/>
+              <w:right w:val="single" w:color="9AA5B8" w:sz="2"/>
+            </w:tcBorders>
+          </w:tcPr>
+          <w:p>
+            <w:pPr>
+              <w:spacing w:before="0" w:after="0" w:line="170" w:lineRule="exact"/>
+            </w:pPr>
+            <w:r>
+              <w:rPr>
+                <w:rFonts w:ascii="Malgun Gothic" w:cs="Malgun Gothic" w:eastAsia="Malgun Gothic" w:hAnsi="Malgun Gothic"/>
+                <w:color w:val="6B6B6B"/>
+                <w:sz w:val="14"/>
+                <w:szCs w:val="14"/>
+              </w:rPr>
+              <w:t xml:space="preserve">So + 형 → be + 주어. 대명사(she)여도 도치한다.</w:t>
+            </w:r>
+          </w:p>
+        </w:tc>
+      </w:tr>
+      <w:tr>
+        <w:trPr>
+          <w:cantSplit/>
+        </w:trPr>
+        <w:tc>
+          <w:tcPr>
+            <w:tcW w:type="dxa" w:w="380"/>
+            <w:tcBorders>
+              <w:top w:val="single" w:color="9AA5B8" w:sz="2"/>
+              <w:left w:val="single" w:color="9AA5B8" w:sz="2"/>
+              <w:bottom w:val="single" w:color="9AA5B8" w:sz="2"/>
+              <w:right w:val="single" w:color="9AA5B8" w:sz="2"/>
+            </w:tcBorders>
+          </w:tcPr>
+          <w:p>
+            <w:pPr>
+              <w:spacing w:before="0" w:after="0" w:line="170" w:lineRule="exact"/>
+              <w:jc w:val="center"/>
+            </w:pPr>
+            <w:r>
+              <w:rPr>
+                <w:rFonts w:ascii="Malgun Gothic" w:cs="Malgun Gothic" w:eastAsia="Malgun Gothic" w:hAnsi="Malgun Gothic"/>
+                <w:b/>
+                <w:bCs/>
+                <w:color w:val="1F3864"/>
+                <w:sz w:val="14"/>
+                <w:szCs w:val="14"/>
+              </w:rPr>
+              <w:t xml:space="preserve">2</w:t>
+            </w:r>
+          </w:p>
+        </w:tc>
+        <w:tc>
+          <w:tcPr>
+            <w:tcW w:type="dxa" w:w="2868"/>
+            <w:tcBorders>
+              <w:top w:val="single" w:color="9AA5B8" w:sz="2"/>
+              <w:left w:val="single" w:color="9AA5B8" w:sz="2"/>
+              <w:bottom w:val="single" w:color="9AA5B8" w:sz="2"/>
+              <w:right w:val="single" w:color="9AA5B8" w:sz="2"/>
+            </w:tcBorders>
+          </w:tcPr>
+          <w:p>
+            <w:pPr>
+              <w:spacing w:before="0" w:after="0" w:line="170" w:lineRule="exact"/>
+            </w:pPr>
+            <w:r>
+              <w:rPr>
+                <w:rFonts w:ascii="Malgun Gothic" w:cs="Malgun Gothic" w:eastAsia="Malgun Gothic" w:hAnsi="Malgun Gothic"/>
+                <w:b/>
+                <w:bCs/>
+                <w:color w:val="C00000"/>
+                <w:sz w:val="14"/>
+                <w:szCs w:val="14"/>
+              </w:rPr>
+              <w:t xml:space="preserve">So quickly can this machine work that it saves a lot of time.</w:t>
+            </w:r>
+          </w:p>
+        </w:tc>
+        <w:tc>
+          <w:tcPr>
+            <w:tcW w:type="dxa" w:w="1894"/>
+            <w:tcBorders>
+              <w:top w:val="single" w:color="9AA5B8" w:sz="2"/>
+              <w:left w:val="single" w:color="9AA5B8" w:sz="2"/>
+              <w:bottom w:val="single" w:color="9AA5B8" w:sz="2"/>
+              <w:right w:val="single" w:color="9AA5B8" w:sz="2"/>
+            </w:tcBorders>
+          </w:tcPr>
+          <w:p>
+            <w:pPr>
+              <w:spacing w:before="0" w:after="0" w:line="170" w:lineRule="exact"/>
+            </w:pPr>
+            <w:r>
+              <w:rPr>
+                <w:rFonts w:ascii="Malgun Gothic" w:cs="Malgun Gothic" w:eastAsia="Malgun Gothic" w:hAnsi="Malgun Gothic"/>
+                <w:color w:val="6B6B6B"/>
+                <w:sz w:val="14"/>
+                <w:szCs w:val="14"/>
+              </w:rPr>
+              <w:t xml:space="preserve">조동사(can)만 주어 앞으로, work는 원형 그대로.</w:t>
+            </w:r>
+          </w:p>
+        </w:tc>
+      </w:tr>
+      <w:tr>
+        <w:trPr>
+          <w:cantSplit/>
+        </w:trPr>
+        <w:tc>
+          <w:tcPr>
+            <w:tcW w:type="dxa" w:w="380"/>
+            <w:tcBorders>
+              <w:top w:val="single" w:color="9AA5B8" w:sz="2"/>
+              <w:left w:val="single" w:color="9AA5B8" w:sz="2"/>
+              <w:bottom w:val="single" w:color="9AA5B8" w:sz="2"/>
+              <w:right w:val="single" w:color="9AA5B8" w:sz="2"/>
+            </w:tcBorders>
+          </w:tcPr>
+          <w:p>
+            <w:pPr>
+              <w:spacing w:before="0" w:after="0" w:line="170" w:lineRule="exact"/>
+              <w:jc w:val="center"/>
+            </w:pPr>
+            <w:r>
+              <w:rPr>
+                <w:rFonts w:ascii="Malgun Gothic" w:cs="Malgun Gothic" w:eastAsia="Malgun Gothic" w:hAnsi="Malgun Gothic"/>
+                <w:b/>
+                <w:bCs/>
+                <w:color w:val="1F3864"/>
+                <w:sz w:val="14"/>
+                <w:szCs w:val="14"/>
+              </w:rPr>
+              <w:t xml:space="preserve">3</w:t>
+            </w:r>
+          </w:p>
+        </w:tc>
+        <w:tc>
+          <w:tcPr>
+            <w:tcW w:type="dxa" w:w="2868"/>
+            <w:tcBorders>
+              <w:top w:val="single" w:color="9AA5B8" w:sz="2"/>
+              <w:left w:val="single" w:color="9AA5B8" w:sz="2"/>
+              <w:bottom w:val="single" w:color="9AA5B8" w:sz="2"/>
+              <w:right w:val="single" w:color="9AA5B8" w:sz="2"/>
+            </w:tcBorders>
+          </w:tcPr>
+          <w:p>
+            <w:pPr>
+              <w:spacing w:before="0" w:after="0" w:line="170" w:lineRule="exact"/>
+            </w:pPr>
+            <w:r>
+              <w:rPr>
+                <w:rFonts w:ascii="Malgun Gothic" w:cs="Malgun Gothic" w:eastAsia="Malgun Gothic" w:hAnsi="Malgun Gothic"/>
+                <w:b/>
+                <w:bCs/>
+                <w:color w:val="C00000"/>
+                <w:sz w:val="14"/>
+                <w:szCs w:val="14"/>
+              </w:rPr>
+              <w:t xml:space="preserve">So hard did he study that he passed the test.</w:t>
+            </w:r>
+          </w:p>
+        </w:tc>
+        <w:tc>
+          <w:tcPr>
+            <w:tcW w:type="dxa" w:w="1894"/>
+            <w:tcBorders>
+              <w:top w:val="single" w:color="9AA5B8" w:sz="2"/>
+              <w:left w:val="single" w:color="9AA5B8" w:sz="2"/>
+              <w:bottom w:val="single" w:color="9AA5B8" w:sz="2"/>
+              <w:right w:val="single" w:color="9AA5B8" w:sz="2"/>
+            </w:tcBorders>
+          </w:tcPr>
+          <w:p>
+            <w:pPr>
+              <w:spacing w:before="0" w:after="0" w:line="170" w:lineRule="exact"/>
+            </w:pPr>
+            <w:r>
+              <w:rPr>
+                <w:rFonts w:ascii="Malgun Gothic" w:cs="Malgun Gothic" w:eastAsia="Malgun Gothic" w:hAnsi="Malgun Gothic"/>
+                <w:color w:val="6B6B6B"/>
+                <w:sz w:val="14"/>
+                <w:szCs w:val="14"/>
+              </w:rPr>
+              <w:t xml:space="preserve">일반동사 과거 → did + 주어 + 원형(study).</w:t>
+            </w:r>
+          </w:p>
+        </w:tc>
+      </w:tr>
+      <w:tr>
+        <w:trPr>
+          <w:cantSplit/>
+        </w:trPr>
+        <w:tc>
+          <w:tcPr>
+            <w:tcW w:type="dxa" w:w="380"/>
+            <w:tcBorders>
+              <w:top w:val="single" w:color="9AA5B8" w:sz="2"/>
+              <w:left w:val="single" w:color="9AA5B8" w:sz="2"/>
+              <w:bottom w:val="single" w:color="9AA5B8" w:sz="2"/>
+              <w:right w:val="single" w:color="9AA5B8" w:sz="2"/>
+            </w:tcBorders>
+          </w:tcPr>
+          <w:p>
+            <w:pPr>
+              <w:spacing w:before="0" w:after="0" w:line="170" w:lineRule="exact"/>
+              <w:jc w:val="center"/>
+            </w:pPr>
+            <w:r>
+              <w:rPr>
+                <w:rFonts w:ascii="Malgun Gothic" w:cs="Malgun Gothic" w:eastAsia="Malgun Gothic" w:hAnsi="Malgun Gothic"/>
+                <w:b/>
+                <w:bCs/>
+                <w:color w:val="1F3864"/>
+                <w:sz w:val="14"/>
+                <w:szCs w:val="14"/>
+              </w:rPr>
+              <w:t xml:space="preserve">4</w:t>
+            </w:r>
+          </w:p>
+        </w:tc>
+        <w:tc>
+          <w:tcPr>
+            <w:tcW w:type="dxa" w:w="2868"/>
+            <w:tcBorders>
+              <w:top w:val="single" w:color="9AA5B8" w:sz="2"/>
+              <w:left w:val="single" w:color="9AA5B8" w:sz="2"/>
+              <w:bottom w:val="single" w:color="9AA5B8" w:sz="2"/>
+              <w:right w:val="single" w:color="9AA5B8" w:sz="2"/>
+            </w:tcBorders>
+          </w:tcPr>
+          <w:p>
+            <w:pPr>
+              <w:spacing w:before="0" w:after="0" w:line="170" w:lineRule="exact"/>
+            </w:pPr>
+            <w:r>
+              <w:rPr>
+                <w:rFonts w:ascii="Malgun Gothic" w:cs="Malgun Gothic" w:eastAsia="Malgun Gothic" w:hAnsi="Malgun Gothic"/>
+                <w:b/>
+                <w:bCs/>
+                <w:color w:val="C00000"/>
+                <w:sz w:val="14"/>
+                <w:szCs w:val="14"/>
+              </w:rPr>
+              <w:t xml:space="preserve">So well does she sing that everyone loves her songs.</w:t>
+            </w:r>
+          </w:p>
+        </w:tc>
+        <w:tc>
+          <w:tcPr>
+            <w:tcW w:type="dxa" w:w="1894"/>
+            <w:tcBorders>
+              <w:top w:val="single" w:color="9AA5B8" w:sz="2"/>
+              <w:left w:val="single" w:color="9AA5B8" w:sz="2"/>
+              <w:bottom w:val="single" w:color="9AA5B8" w:sz="2"/>
+              <w:right w:val="single" w:color="9AA5B8" w:sz="2"/>
+            </w:tcBorders>
+          </w:tcPr>
+          <w:p>
+            <w:pPr>
+              <w:spacing w:before="0" w:after="0" w:line="170" w:lineRule="exact"/>
+            </w:pPr>
+            <w:r>
+              <w:rPr>
+                <w:rFonts w:ascii="Malgun Gothic" w:cs="Malgun Gothic" w:eastAsia="Malgun Gothic" w:hAnsi="Malgun Gothic"/>
+                <w:color w:val="6B6B6B"/>
+                <w:sz w:val="14"/>
+                <w:szCs w:val="14"/>
+              </w:rPr>
+              <w:t xml:space="preserve">현재 · 3인칭 단수 → does + 주어 + 원형(sing).</w:t>
+            </w:r>
+          </w:p>
+        </w:tc>
+      </w:tr>
+      <w:tr>
+        <w:trPr>
+          <w:cantSplit/>
+        </w:trPr>
+        <w:tc>
+          <w:tcPr>
+            <w:tcW w:type="dxa" w:w="380"/>
+            <w:tcBorders>
+              <w:top w:val="single" w:color="9AA5B8" w:sz="2"/>
+              <w:left w:val="single" w:color="9AA5B8" w:sz="2"/>
+              <w:bottom w:val="single" w:color="9AA5B8" w:sz="2"/>
+              <w:right w:val="single" w:color="9AA5B8" w:sz="2"/>
+            </w:tcBorders>
+          </w:tcPr>
+          <w:p>
+            <w:pPr>
+              <w:spacing w:before="0" w:after="0" w:line="170" w:lineRule="exact"/>
+              <w:jc w:val="center"/>
+            </w:pPr>
+            <w:r>
+              <w:rPr>
+                <w:rFonts w:ascii="Malgun Gothic" w:cs="Malgun Gothic" w:eastAsia="Malgun Gothic" w:hAnsi="Malgun Gothic"/>
+                <w:b/>
+                <w:bCs/>
+                <w:color w:val="1F3864"/>
+                <w:sz w:val="14"/>
+                <w:szCs w:val="14"/>
+              </w:rPr>
+              <w:t xml:space="preserve">5</w:t>
+            </w:r>
+          </w:p>
+        </w:tc>
+        <w:tc>
+          <w:tcPr>
+            <w:tcW w:type="dxa" w:w="2868"/>
+            <w:tcBorders>
+              <w:top w:val="single" w:color="9AA5B8" w:sz="2"/>
+              <w:left w:val="single" w:color="9AA5B8" w:sz="2"/>
+              <w:bottom w:val="single" w:color="9AA5B8" w:sz="2"/>
+              <w:right w:val="single" w:color="9AA5B8" w:sz="2"/>
+            </w:tcBorders>
+          </w:tcPr>
+          <w:p>
+            <w:pPr>
+              <w:spacing w:before="0" w:after="0" w:line="170" w:lineRule="exact"/>
+            </w:pPr>
+            <w:r>
+              <w:rPr>
+                <w:rFonts w:ascii="Malgun Gothic" w:cs="Malgun Gothic" w:eastAsia="Malgun Gothic" w:hAnsi="Malgun Gothic"/>
+                <w:b/>
+                <w:bCs/>
+                <w:color w:val="C00000"/>
+                <w:sz w:val="14"/>
+                <w:szCs w:val="14"/>
+              </w:rPr>
+              <w:t xml:space="preserve">So tired were the children that they fell asleep at once.</w:t>
+            </w:r>
+          </w:p>
+        </w:tc>
+        <w:tc>
+          <w:tcPr>
+            <w:tcW w:type="dxa" w:w="1894"/>
+            <w:tcBorders>
+              <w:top w:val="single" w:color="9AA5B8" w:sz="2"/>
+              <w:left w:val="single" w:color="9AA5B8" w:sz="2"/>
+              <w:bottom w:val="single" w:color="9AA5B8" w:sz="2"/>
+              <w:right w:val="single" w:color="9AA5B8" w:sz="2"/>
+            </w:tcBorders>
+          </w:tcPr>
+          <w:p>
+            <w:pPr>
+              <w:spacing w:before="0" w:after="0" w:line="170" w:lineRule="exact"/>
+            </w:pPr>
+            <w:r>
+              <w:rPr>
+                <w:rFonts w:ascii="Malgun Gothic" w:cs="Malgun Gothic" w:eastAsia="Malgun Gothic" w:hAnsi="Malgun Gothic"/>
+                <w:color w:val="6B6B6B"/>
+                <w:sz w:val="14"/>
+                <w:szCs w:val="14"/>
+              </w:rPr>
+              <w:t xml:space="preserve">be동사는 뒤의 진짜 주어(the children, 복수)에 맞춘다 → were.</w:t>
+            </w:r>
+          </w:p>
+        </w:tc>
+      </w:tr>
+      <w:tr>
+        <w:trPr>
+          <w:cantSplit/>
+        </w:trPr>
+        <w:tc>
+          <w:tcPr>
+            <w:tcW w:type="dxa" w:w="380"/>
+            <w:tcBorders>
+              <w:top w:val="single" w:color="9AA5B8" w:sz="2"/>
+              <w:left w:val="single" w:color="9AA5B8" w:sz="2"/>
+              <w:bottom w:val="single" w:color="9AA5B8" w:sz="2"/>
+              <w:right w:val="single" w:color="9AA5B8" w:sz="2"/>
+            </w:tcBorders>
+          </w:tcPr>
+          <w:p>
+            <w:pPr>
+              <w:spacing w:before="0" w:after="0" w:line="170" w:lineRule="exact"/>
+              <w:jc w:val="center"/>
+            </w:pPr>
+            <w:r>
+              <w:rPr>
+                <w:rFonts w:ascii="Malgun Gothic" w:cs="Malgun Gothic" w:eastAsia="Malgun Gothic" w:hAnsi="Malgun Gothic"/>
+                <w:b/>
+                <w:bCs/>
+                <w:color w:val="1F3864"/>
+                <w:sz w:val="14"/>
+                <w:szCs w:val="14"/>
+              </w:rPr>
+              <w:t xml:space="preserve">6</w:t>
+            </w:r>
+          </w:p>
+        </w:tc>
+        <w:tc>
+          <w:tcPr>
+            <w:tcW w:type="dxa" w:w="2868"/>
+            <w:tcBorders>
+              <w:top w:val="single" w:color="9AA5B8" w:sz="2"/>
+              <w:left w:val="single" w:color="9AA5B8" w:sz="2"/>
+              <w:bottom w:val="single" w:color="9AA5B8" w:sz="2"/>
+              <w:right w:val="single" w:color="9AA5B8" w:sz="2"/>
+            </w:tcBorders>
+          </w:tcPr>
+          <w:p>
+            <w:pPr>
+              <w:spacing w:before="0" w:after="0" w:line="170" w:lineRule="exact"/>
+            </w:pPr>
+            <w:r>
+              <w:rPr>
+                <w:rFonts w:ascii="Malgun Gothic" w:cs="Malgun Gothic" w:eastAsia="Malgun Gothic" w:hAnsi="Malgun Gothic"/>
+                <w:b/>
+                <w:bCs/>
+                <w:color w:val="C00000"/>
+                <w:sz w:val="14"/>
+                <w:szCs w:val="14"/>
+              </w:rPr>
+              <w:t xml:space="preserve">Such was his anger that nobody dared to speak.</w:t>
+            </w:r>
+          </w:p>
+        </w:tc>
+        <w:tc>
+          <w:tcPr>
+            <w:tcW w:type="dxa" w:w="1894"/>
+            <w:tcBorders>
+              <w:top w:val="single" w:color="9AA5B8" w:sz="2"/>
+              <w:left w:val="single" w:color="9AA5B8" w:sz="2"/>
+              <w:bottom w:val="single" w:color="9AA5B8" w:sz="2"/>
+              <w:right w:val="single" w:color="9AA5B8" w:sz="2"/>
+            </w:tcBorders>
+          </w:tcPr>
+          <w:p>
+            <w:pPr>
+              <w:spacing w:before="0" w:after="0" w:line="170" w:lineRule="exact"/>
+            </w:pPr>
+            <w:r>
+              <w:rPr>
+                <w:rFonts w:ascii="Malgun Gothic" w:cs="Malgun Gothic" w:eastAsia="Malgun Gothic" w:hAnsi="Malgun Gothic"/>
+                <w:color w:val="6B6B6B"/>
+                <w:sz w:val="14"/>
+                <w:szCs w:val="14"/>
+              </w:rPr>
+              <w:t xml:space="preserve">Such + be + 명사 주어 + that.</w:t>
+            </w:r>
+          </w:p>
+        </w:tc>
+      </w:tr>
+    </w:tbl>
+    <w:p>
+      <w:pPr>
+        <w:keepNext/>
+        <w:spacing w:before="0" w:after="0" w:line="170" w:lineRule="exact"/>
+      </w:pPr>
+      <w:r>
+        <w:rPr>
+          <w:rFonts w:ascii="Malgun Gothic" w:cs="Malgun Gothic" w:eastAsia="Malgun Gothic" w:hAnsi="Malgun Gothic"/>
+          <w:b/>
+          <w:bCs/>
+          <w:color w:val="1F3864"/>
+          <w:sz w:val="14"/>
+          <w:szCs w:val="14"/>
+        </w:rPr>
+        <w:t xml:space="preserve">B. 도치 문장 → 원래 어순</w:t>
+      </w:r>
+    </w:p>
+    <w:tbl>
+      <w:tblPr>
+        <w:tblW w:type="dxa" w:w="5143"/>
+        <w:tblBorders>
+          <w:top w:val="single" w:color="auto" w:sz="2"/>
+          <w:left w:val="single" w:color="auto" w:sz="2"/>
+          <w:bottom w:val="single" w:color="auto" w:sz="2"/>
+          <w:right w:val="single" w:color="auto" w:sz="2"/>
+          <w:insideH w:val="single" w:color="auto" w:sz="2"/>
+          <w:insideV w:val="single" w:color="auto" w:sz="2"/>
+        </w:tblBorders>
+        <w:tblCellMar>
+          <w:top w:w="0" w:type="dxa"/>
+          <w:left w:w="45" w:type="dxa"/>
+          <w:bottom w:w="0" w:type="dxa"/>
+          <w:right w:w="45" w:type="dxa"/>
+        </w:tblCellMar>
+      </w:tblPr>
+      <w:tblGrid>
+        <w:gridCol w:w="380"/>
+        <w:gridCol w:w="2868"/>
+        <w:gridCol w:w="1894"/>
+      </w:tblGrid>
+      <w:tr>
+        <w:trPr>
+          <w:cantSplit/>
+        </w:trPr>
+        <w:tc>
+          <w:tcPr>
+            <w:tcW w:type="dxa" w:w="380"/>
+            <w:tcBorders>
+              <w:top w:val="single" w:color="9AA5B8" w:sz="2"/>
+              <w:left w:val="single" w:color="9AA5B8" w:sz="2"/>
+              <w:bottom w:val="single" w:color="9AA5B8" w:sz="2"/>
+              <w:right w:val="single" w:color="9AA5B8" w:sz="2"/>
+            </w:tcBorders>
+          </w:tcPr>
+          <w:p>
+            <w:pPr>
+              <w:spacing w:before="0" w:after="0" w:line="170" w:lineRule="exact"/>
+              <w:jc w:val="center"/>
+            </w:pPr>
+            <w:r>
+              <w:rPr>
+                <w:rFonts w:ascii="Malgun Gothic" w:cs="Malgun Gothic" w:eastAsia="Malgun Gothic" w:hAnsi="Malgun Gothic"/>
+                <w:b/>
+                <w:bCs/>
+                <w:color w:val="1F3864"/>
+                <w:sz w:val="14"/>
+                <w:szCs w:val="14"/>
+              </w:rPr>
+              <w:t xml:space="preserve">1</w:t>
+            </w:r>
+          </w:p>
+        </w:tc>
+        <w:tc>
+          <w:tcPr>
+            <w:tcW w:type="dxa" w:w="2868"/>
+            <w:tcBorders>
+              <w:top w:val="single" w:color="9AA5B8" w:sz="2"/>
+              <w:left w:val="single" w:color="9AA5B8" w:sz="2"/>
+              <w:bottom w:val="single" w:color="9AA5B8" w:sz="2"/>
+              <w:right w:val="single" w:color="9AA5B8" w:sz="2"/>
+            </w:tcBorders>
+          </w:tcPr>
+          <w:p>
+            <w:pPr>
+              <w:spacing w:before="0" w:after="0" w:line="170" w:lineRule="exact"/>
+            </w:pPr>
+            <w:r>
+              <w:rPr>
+                <w:rFonts w:ascii="Malgun Gothic" w:cs="Malgun Gothic" w:eastAsia="Malgun Gothic" w:hAnsi="Malgun Gothic"/>
+                <w:b/>
+                <w:bCs/>
+                <w:color w:val="C00000"/>
+                <w:sz w:val="14"/>
+                <w:szCs w:val="14"/>
+              </w:rPr>
+              <w:t xml:space="preserve">He ran so fast that nobody could catch him.</w:t>
+            </w:r>
+          </w:p>
+        </w:tc>
+        <w:tc>
+          <w:tcPr>
+            <w:tcW w:type="dxa" w:w="1894"/>
+            <w:tcBorders>
+              <w:top w:val="single" w:color="9AA5B8" w:sz="2"/>
+              <w:left w:val="single" w:color="9AA5B8" w:sz="2"/>
+              <w:bottom w:val="single" w:color="9AA5B8" w:sz="2"/>
+              <w:right w:val="single" w:color="9AA5B8" w:sz="2"/>
+            </w:tcBorders>
+          </w:tcPr>
+          <w:p>
+            <w:pPr>
+              <w:spacing w:before="0" w:after="0" w:line="170" w:lineRule="exact"/>
+            </w:pPr>
+            <w:r>
+              <w:rPr>
+                <w:rFonts w:ascii="Malgun Gothic" w:cs="Malgun Gothic" w:eastAsia="Malgun Gothic" w:hAnsi="Malgun Gothic"/>
+                <w:color w:val="6B6B6B"/>
+                <w:sz w:val="14"/>
+                <w:szCs w:val="14"/>
+              </w:rPr>
+              <w:t xml:space="preserve">did + run → ran(과거). so fast는 동사 뒤 제자리로.</w:t>
+            </w:r>
+          </w:p>
+        </w:tc>
+      </w:tr>
+      <w:tr>
+        <w:trPr>
+          <w:cantSplit/>
+        </w:trPr>
+        <w:tc>
+          <w:tcPr>
+            <w:tcW w:type="dxa" w:w="380"/>
+            <w:tcBorders>
+              <w:top w:val="single" w:color="9AA5B8" w:sz="2"/>
+              <w:left w:val="single" w:color="9AA5B8" w:sz="2"/>
+              <w:bottom w:val="single" w:color="9AA5B8" w:sz="2"/>
+              <w:right w:val="single" w:color="9AA5B8" w:sz="2"/>
+            </w:tcBorders>
+          </w:tcPr>
+          <w:p>
+            <w:pPr>
+              <w:spacing w:before="0" w:after="0" w:line="170" w:lineRule="exact"/>
+              <w:jc w:val="center"/>
+            </w:pPr>
+            <w:r>
+              <w:rPr>
+                <w:rFonts w:ascii="Malgun Gothic" w:cs="Malgun Gothic" w:eastAsia="Malgun Gothic" w:hAnsi="Malgun Gothic"/>
+                <w:b/>
+                <w:bCs/>
+                <w:color w:val="1F3864"/>
+                <w:sz w:val="14"/>
+                <w:szCs w:val="14"/>
+              </w:rPr>
+              <w:t xml:space="preserve">2</w:t>
+            </w:r>
+          </w:p>
+        </w:tc>
+        <w:tc>
+          <w:tcPr>
+            <w:tcW w:type="dxa" w:w="2868"/>
+            <w:tcBorders>
+              <w:top w:val="single" w:color="9AA5B8" w:sz="2"/>
+              <w:left w:val="single" w:color="9AA5B8" w:sz="2"/>
+              <w:bottom w:val="single" w:color="9AA5B8" w:sz="2"/>
+              <w:right w:val="single" w:color="9AA5B8" w:sz="2"/>
+            </w:tcBorders>
+          </w:tcPr>
+          <w:p>
+            <w:pPr>
+              <w:spacing w:before="0" w:after="0" w:line="170" w:lineRule="exact"/>
+            </w:pPr>
+            <w:r>
+              <w:rPr>
+                <w:rFonts w:ascii="Malgun Gothic" w:cs="Malgun Gothic" w:eastAsia="Malgun Gothic" w:hAnsi="Malgun Gothic"/>
+                <w:b/>
+                <w:bCs/>
+                <w:color w:val="C00000"/>
+                <w:sz w:val="14"/>
+                <w:szCs w:val="14"/>
+              </w:rPr>
+              <w:t xml:space="preserve">The box was so heavy that I couldn't lift it.</w:t>
+            </w:r>
+          </w:p>
+        </w:tc>
+        <w:tc>
+          <w:tcPr>
+            <w:tcW w:type="dxa" w:w="1894"/>
+            <w:tcBorders>
+              <w:top w:val="single" w:color="9AA5B8" w:sz="2"/>
+              <w:left w:val="single" w:color="9AA5B8" w:sz="2"/>
+              <w:bottom w:val="single" w:color="9AA5B8" w:sz="2"/>
+              <w:right w:val="single" w:color="9AA5B8" w:sz="2"/>
+            </w:tcBorders>
+          </w:tcPr>
+          <w:p>
+            <w:pPr>
+              <w:spacing w:before="0" w:after="0" w:line="170" w:lineRule="exact"/>
+            </w:pPr>
+            <w:r>
+              <w:rPr>
+                <w:rFonts w:ascii="Malgun Gothic" w:cs="Malgun Gothic" w:eastAsia="Malgun Gothic" w:hAnsi="Malgun Gothic"/>
+                <w:color w:val="6B6B6B"/>
+                <w:sz w:val="14"/>
+                <w:szCs w:val="14"/>
+              </w:rPr>
+              <w:t xml:space="preserve">주어(the box) + was + so heavy.</w:t>
+            </w:r>
+          </w:p>
+        </w:tc>
+      </w:tr>
+      <w:tr>
+        <w:trPr>
+          <w:cantSplit/>
+        </w:trPr>
+        <w:tc>
+          <w:tcPr>
+            <w:tcW w:type="dxa" w:w="380"/>
+            <w:tcBorders>
+              <w:top w:val="single" w:color="9AA5B8" w:sz="2"/>
+              <w:left w:val="single" w:color="9AA5B8" w:sz="2"/>
+              <w:bottom w:val="single" w:color="9AA5B8" w:sz="2"/>
+              <w:right w:val="single" w:color="9AA5B8" w:sz="2"/>
+            </w:tcBorders>
+          </w:tcPr>
+          <w:p>
+            <w:pPr>
+              <w:spacing w:before="0" w:after="0" w:line="170" w:lineRule="exact"/>
+              <w:jc w:val="center"/>
+            </w:pPr>
+            <w:r>
+              <w:rPr>
+                <w:rFonts w:ascii="Malgun Gothic" w:cs="Malgun Gothic" w:eastAsia="Malgun Gothic" w:hAnsi="Malgun Gothic"/>
+                <w:b/>
+                <w:bCs/>
+                <w:color w:val="1F3864"/>
+                <w:sz w:val="14"/>
+                <w:szCs w:val="14"/>
+              </w:rPr>
+              <w:t xml:space="preserve">3</w:t>
+            </w:r>
+          </w:p>
+        </w:tc>
+        <w:tc>
+          <w:tcPr>
+            <w:tcW w:type="dxa" w:w="2868"/>
+            <w:tcBorders>
+              <w:top w:val="single" w:color="9AA5B8" w:sz="2"/>
+              <w:left w:val="single" w:color="9AA5B8" w:sz="2"/>
+              <w:bottom w:val="single" w:color="9AA5B8" w:sz="2"/>
+              <w:right w:val="single" w:color="9AA5B8" w:sz="2"/>
+            </w:tcBorders>
+          </w:tcPr>
+          <w:p>
+            <w:pPr>
+              <w:spacing w:before="0" w:after="0" w:line="170" w:lineRule="exact"/>
+            </w:pPr>
+            <w:r>
+              <w:rPr>
+                <w:rFonts w:ascii="Malgun Gothic" w:cs="Malgun Gothic" w:eastAsia="Malgun Gothic" w:hAnsi="Malgun Gothic"/>
+                <w:b/>
+                <w:bCs/>
+                <w:color w:val="C00000"/>
+                <w:sz w:val="14"/>
+                <w:szCs w:val="14"/>
+              </w:rPr>
+              <w:t xml:space="preserve">She drives so carefully that she has never had an accident.</w:t>
+            </w:r>
+          </w:p>
+        </w:tc>
+        <w:tc>
+          <w:tcPr>
+            <w:tcW w:type="dxa" w:w="1894"/>
+            <w:tcBorders>
+              <w:top w:val="single" w:color="9AA5B8" w:sz="2"/>
+              <w:left w:val="single" w:color="9AA5B8" w:sz="2"/>
+              <w:bottom w:val="single" w:color="9AA5B8" w:sz="2"/>
+              <w:right w:val="single" w:color="9AA5B8" w:sz="2"/>
+            </w:tcBorders>
+          </w:tcPr>
+          <w:p>
+            <w:pPr>
+              <w:spacing w:before="0" w:after="0" w:line="170" w:lineRule="exact"/>
+            </w:pPr>
+            <w:r>
+              <w:rPr>
+                <w:rFonts w:ascii="Malgun Gothic" w:cs="Malgun Gothic" w:eastAsia="Malgun Gothic" w:hAnsi="Malgun Gothic"/>
+                <w:color w:val="6B6B6B"/>
+                <w:sz w:val="14"/>
+                <w:szCs w:val="14"/>
+              </w:rPr>
+              <w:t xml:space="preserve">does + drive → drives(현재 · 3인칭 단수).</w:t>
+            </w:r>
+          </w:p>
+        </w:tc>
+      </w:tr>
+      <w:tr>
+        <w:trPr>
+          <w:cantSplit/>
+        </w:trPr>
+        <w:tc>
+          <w:tcPr>
+            <w:tcW w:type="dxa" w:w="380"/>
+            <w:tcBorders>
+              <w:top w:val="single" w:color="9AA5B8" w:sz="2"/>
+              <w:left w:val="single" w:color="9AA5B8" w:sz="2"/>
+              <w:bottom w:val="single" w:color="9AA5B8" w:sz="2"/>
+              <w:right w:val="single" w:color="9AA5B8" w:sz="2"/>
+            </w:tcBorders>
+          </w:tcPr>
+          <w:p>
+            <w:pPr>
+              <w:spacing w:before="0" w:after="0" w:line="170" w:lineRule="exact"/>
+              <w:jc w:val="center"/>
+            </w:pPr>
+            <w:r>
+              <w:rPr>
+                <w:rFonts w:ascii="Malgun Gothic" w:cs="Malgun Gothic" w:eastAsia="Malgun Gothic" w:hAnsi="Malgun Gothic"/>
+                <w:b/>
+                <w:bCs/>
+                <w:color w:val="1F3864"/>
+                <w:sz w:val="14"/>
+                <w:szCs w:val="14"/>
+              </w:rPr>
+              <w:t xml:space="preserve">4</w:t>
+            </w:r>
+          </w:p>
+        </w:tc>
+        <w:tc>
+          <w:tcPr>
+            <w:tcW w:type="dxa" w:w="2868"/>
+            <w:tcBorders>
+              <w:top w:val="single" w:color="9AA5B8" w:sz="2"/>
+              <w:left w:val="single" w:color="9AA5B8" w:sz="2"/>
+              <w:bottom w:val="single" w:color="9AA5B8" w:sz="2"/>
+              <w:right w:val="single" w:color="9AA5B8" w:sz="2"/>
+            </w:tcBorders>
+          </w:tcPr>
+          <w:p>
+            <w:pPr>
+              <w:spacing w:before="0" w:after="0" w:line="170" w:lineRule="exact"/>
+            </w:pPr>
+            <w:r>
+              <w:rPr>
+                <w:rFonts w:ascii="Malgun Gothic" w:cs="Malgun Gothic" w:eastAsia="Malgun Gothic" w:hAnsi="Malgun Gothic"/>
+                <w:b/>
+                <w:bCs/>
+                <w:color w:val="C00000"/>
+                <w:sz w:val="14"/>
+                <w:szCs w:val="14"/>
+              </w:rPr>
+              <w:t xml:space="preserve">The music was so loud that we couldn't hear each other.</w:t>
+            </w:r>
+          </w:p>
+        </w:tc>
+        <w:tc>
+          <w:tcPr>
+            <w:tcW w:type="dxa" w:w="1894"/>
+            <w:tcBorders>
+              <w:top w:val="single" w:color="9AA5B8" w:sz="2"/>
+              <w:left w:val="single" w:color="9AA5B8" w:sz="2"/>
+              <w:bottom w:val="single" w:color="9AA5B8" w:sz="2"/>
+              <w:right w:val="single" w:color="9AA5B8" w:sz="2"/>
+            </w:tcBorders>
+          </w:tcPr>
+          <w:p>
+            <w:pPr>
+              <w:spacing w:before="0" w:after="0" w:line="170" w:lineRule="exact"/>
+            </w:pPr>
+            <w:r>
+              <w:rPr>
+                <w:rFonts w:ascii="Malgun Gothic" w:cs="Malgun Gothic" w:eastAsia="Malgun Gothic" w:hAnsi="Malgun Gothic"/>
+                <w:color w:val="6B6B6B"/>
+                <w:sz w:val="14"/>
+                <w:szCs w:val="14"/>
+              </w:rPr>
+              <w:t xml:space="preserve">주어(the music) + was + so loud.</w:t>
+            </w:r>
+          </w:p>
+        </w:tc>
+      </w:tr>
+    </w:tbl>
+    <w:p>
+      <w:pPr>
+        <w:keepNext/>
+        <w:spacing w:before="0" w:after="0" w:line="170" w:lineRule="exact"/>
+      </w:pPr>
+      <w:r>
+        <w:rPr>
+          <w:rFonts w:ascii="Malgun Gothic" w:cs="Malgun Gothic" w:eastAsia="Malgun Gothic" w:hAnsi="Malgun Gothic"/>
+          <w:b/>
+          <w:bCs/>
+          <w:color w:val="1F3864"/>
+          <w:sz w:val="14"/>
+          <w:szCs w:val="14"/>
+        </w:rPr>
+        <w:t xml:space="preserve">C. 틀린 곳 고쳐 쓰기</w:t>
+      </w:r>
+    </w:p>
+    <w:tbl>
+      <w:tblPr>
+        <w:tblW w:type="dxa" w:w="5143"/>
+        <w:tblBorders>
+          <w:top w:val="single" w:color="auto" w:sz="2"/>
+          <w:left w:val="single" w:color="auto" w:sz="2"/>
+          <w:bottom w:val="single" w:color="auto" w:sz="2"/>
+          <w:right w:val="single" w:color="auto" w:sz="2"/>
+          <w:insideH w:val="single" w:color="auto" w:sz="2"/>
+          <w:insideV w:val="single" w:color="auto" w:sz="2"/>
+        </w:tblBorders>
+        <w:tblCellMar>
+          <w:top w:w="0" w:type="dxa"/>
+          <w:left w:w="45" w:type="dxa"/>
+          <w:bottom w:w="0" w:type="dxa"/>
+          <w:right w:w="45" w:type="dxa"/>
+        </w:tblCellMar>
+      </w:tblPr>
+      <w:tblGrid>
+        <w:gridCol w:w="380"/>
+        <w:gridCol w:w="2868"/>
+        <w:gridCol w:w="1894"/>
+      </w:tblGrid>
+      <w:tr>
+        <w:trPr>
+          <w:cantSplit/>
+        </w:trPr>
+        <w:tc>
+          <w:tcPr>
+            <w:tcW w:type="dxa" w:w="380"/>
+            <w:tcBorders>
+              <w:top w:val="single" w:color="9AA5B8" w:sz="2"/>
+              <w:left w:val="single" w:color="9AA5B8" w:sz="2"/>
+              <w:bottom w:val="single" w:color="9AA5B8" w:sz="2"/>
+              <w:right w:val="single" w:color="9AA5B8" w:sz="2"/>
+            </w:tcBorders>
+          </w:tcPr>
+          <w:p>
+            <w:pPr>
+              <w:spacing w:before="0" w:after="0" w:line="170" w:lineRule="exact"/>
+              <w:jc w:val="center"/>
+            </w:pPr>
+            <w:r>
+              <w:rPr>
+                <w:rFonts w:ascii="Malgun Gothic" w:cs="Malgun Gothic" w:eastAsia="Malgun Gothic" w:hAnsi="Malgun Gothic"/>
+                <w:b/>
+                <w:bCs/>
+                <w:color w:val="1F3864"/>
+                <w:sz w:val="14"/>
+                <w:szCs w:val="14"/>
+              </w:rPr>
+              <w:t xml:space="preserve">1</w:t>
+            </w:r>
+          </w:p>
+        </w:tc>
+        <w:tc>
+          <w:tcPr>
+            <w:tcW w:type="dxa" w:w="2868"/>
+            <w:tcBorders>
+              <w:top w:val="single" w:color="9AA5B8" w:sz="2"/>
+              <w:left w:val="single" w:color="9AA5B8" w:sz="2"/>
+              <w:bottom w:val="single" w:color="9AA5B8" w:sz="2"/>
+              <w:right w:val="single" w:color="9AA5B8" w:sz="2"/>
+            </w:tcBorders>
+          </w:tcPr>
+          <w:p>
+            <w:pPr>
+              <w:spacing w:before="0" w:after="0" w:line="170" w:lineRule="exact"/>
+            </w:pPr>
+            <w:r>
+              <w:rPr>
+                <w:rFonts w:ascii="Malgun Gothic" w:cs="Malgun Gothic" w:eastAsia="Malgun Gothic" w:hAnsi="Malgun Gothic"/>
+                <w:b/>
+                <w:bCs/>
+                <w:color w:val="C00000"/>
+                <w:sz w:val="14"/>
+                <w:szCs w:val="14"/>
+              </w:rPr>
+              <w:t xml:space="preserve">So quickly can this machine work that it saves a lot of time.</w:t>
+            </w:r>
+          </w:p>
+        </w:tc>
+        <w:tc>
+          <w:tcPr>
+            <w:tcW w:type="dxa" w:w="1894"/>
+            <w:tcBorders>
+              <w:top w:val="single" w:color="9AA5B8" w:sz="2"/>
+              <w:left w:val="single" w:color="9AA5B8" w:sz="2"/>
+              <w:bottom w:val="single" w:color="9AA5B8" w:sz="2"/>
+              <w:right w:val="single" w:color="9AA5B8" w:sz="2"/>
+            </w:tcBorders>
+          </w:tcPr>
+          <w:p>
+            <w:pPr>
+              <w:spacing w:before="0" w:after="0" w:line="170" w:lineRule="exact"/>
+            </w:pPr>
+            <w:r>
+              <w:rPr>
+                <w:rFonts w:ascii="Malgun Gothic" w:cs="Malgun Gothic" w:eastAsia="Malgun Gothic" w:hAnsi="Malgun Gothic"/>
+                <w:color w:val="6B6B6B"/>
+                <w:sz w:val="14"/>
+                <w:szCs w:val="14"/>
+              </w:rPr>
+              <w:t xml:space="preserve">So + 부사가 맨 앞 → 조동사 + 주어 + 원형. 도치 누락.</w:t>
+            </w:r>
+          </w:p>
+        </w:tc>
+      </w:tr>
+      <w:tr>
+        <w:trPr>
+          <w:cantSplit/>
+        </w:trPr>
+        <w:tc>
+          <w:tcPr>
+            <w:tcW w:type="dxa" w:w="380"/>
+            <w:tcBorders>
+              <w:top w:val="single" w:color="9AA5B8" w:sz="2"/>
+              <w:left w:val="single" w:color="9AA5B8" w:sz="2"/>
+              <w:bottom w:val="single" w:color="9AA5B8" w:sz="2"/>
+              <w:right w:val="single" w:color="9AA5B8" w:sz="2"/>
+            </w:tcBorders>
+          </w:tcPr>
+          <w:p>
+            <w:pPr>
+              <w:spacing w:before="0" w:after="0" w:line="170" w:lineRule="exact"/>
+              <w:jc w:val="center"/>
+            </w:pPr>
+            <w:r>
+              <w:rPr>
+                <w:rFonts w:ascii="Malgun Gothic" w:cs="Malgun Gothic" w:eastAsia="Malgun Gothic" w:hAnsi="Malgun Gothic"/>
+                <w:b/>
+                <w:bCs/>
+                <w:color w:val="1F3864"/>
+                <w:sz w:val="14"/>
+                <w:szCs w:val="14"/>
+              </w:rPr>
+              <w:t xml:space="preserve">2</w:t>
+            </w:r>
+          </w:p>
+        </w:tc>
+        <w:tc>
+          <w:tcPr>
+            <w:tcW w:type="dxa" w:w="2868"/>
+            <w:tcBorders>
+              <w:top w:val="single" w:color="9AA5B8" w:sz="2"/>
+              <w:left w:val="single" w:color="9AA5B8" w:sz="2"/>
+              <w:bottom w:val="single" w:color="9AA5B8" w:sz="2"/>
+              <w:right w:val="single" w:color="9AA5B8" w:sz="2"/>
+            </w:tcBorders>
+          </w:tcPr>
+          <w:p>
+            <w:pPr>
+              <w:spacing w:before="0" w:after="0" w:line="170" w:lineRule="exact"/>
+            </w:pPr>
+            <w:r>
+              <w:rPr>
+                <w:rFonts w:ascii="Malgun Gothic" w:cs="Malgun Gothic" w:eastAsia="Malgun Gothic" w:hAnsi="Malgun Gothic"/>
+                <w:b/>
+                <w:bCs/>
+                <w:color w:val="C00000"/>
+                <w:sz w:val="14"/>
+                <w:szCs w:val="14"/>
+              </w:rPr>
+              <w:t xml:space="preserve">So hard did he study that he passed the test.</w:t>
+            </w:r>
+          </w:p>
+        </w:tc>
+        <w:tc>
+          <w:tcPr>
+            <w:tcW w:type="dxa" w:w="1894"/>
+            <w:tcBorders>
+              <w:top w:val="single" w:color="9AA5B8" w:sz="2"/>
+              <w:left w:val="single" w:color="9AA5B8" w:sz="2"/>
+              <w:bottom w:val="single" w:color="9AA5B8" w:sz="2"/>
+              <w:right w:val="single" w:color="9AA5B8" w:sz="2"/>
+            </w:tcBorders>
+          </w:tcPr>
+          <w:p>
+            <w:pPr>
+              <w:spacing w:before="0" w:after="0" w:line="170" w:lineRule="exact"/>
+            </w:pPr>
+            <w:r>
+              <w:rPr>
+                <w:rFonts w:ascii="Malgun Gothic" w:cs="Malgun Gothic" w:eastAsia="Malgun Gothic" w:hAnsi="Malgun Gothic"/>
+                <w:color w:val="6B6B6B"/>
+                <w:sz w:val="14"/>
+                <w:szCs w:val="14"/>
+              </w:rPr>
+              <w:t xml:space="preserve">did 뒤 본동사는 원형 (studied ✗).</w:t>
+            </w:r>
+          </w:p>
+        </w:tc>
+      </w:tr>
+      <w:tr>
+        <w:trPr>
+          <w:cantSplit/>
+        </w:trPr>
+        <w:tc>
+          <w:tcPr>
+            <w:tcW w:type="dxa" w:w="380"/>
+            <w:tcBorders>
+              <w:top w:val="single" w:color="9AA5B8" w:sz="2"/>
+              <w:left w:val="single" w:color="9AA5B8" w:sz="2"/>
+              <w:bottom w:val="single" w:color="9AA5B8" w:sz="2"/>
+              <w:right w:val="single" w:color="9AA5B8" w:sz="2"/>
+            </w:tcBorders>
+          </w:tcPr>
+          <w:p>
+            <w:pPr>
+              <w:spacing w:before="0" w:after="0" w:line="170" w:lineRule="exact"/>
+              <w:jc w:val="center"/>
+            </w:pPr>
+            <w:r>
+              <w:rPr>
+                <w:rFonts w:ascii="Malgun Gothic" w:cs="Malgun Gothic" w:eastAsia="Malgun Gothic" w:hAnsi="Malgun Gothic"/>
+                <w:b/>
+                <w:bCs/>
+                <w:color w:val="1F3864"/>
+                <w:sz w:val="14"/>
+                <w:szCs w:val="14"/>
+              </w:rPr>
+              <w:t xml:space="preserve">3</w:t>
+            </w:r>
+          </w:p>
+        </w:tc>
+        <w:tc>
+          <w:tcPr>
+            <w:tcW w:type="dxa" w:w="2868"/>
+            <w:tcBorders>
+              <w:top w:val="single" w:color="9AA5B8" w:sz="2"/>
+              <w:left w:val="single" w:color="9AA5B8" w:sz="2"/>
+              <w:bottom w:val="single" w:color="9AA5B8" w:sz="2"/>
+              <w:right w:val="single" w:color="9AA5B8" w:sz="2"/>
+            </w:tcBorders>
+          </w:tcPr>
+          <w:p>
+            <w:pPr>
+              <w:spacing w:before="0" w:after="0" w:line="170" w:lineRule="exact"/>
+            </w:pPr>
+            <w:r>
+              <w:rPr>
+                <w:rFonts w:ascii="Malgun Gothic" w:cs="Malgun Gothic" w:eastAsia="Malgun Gothic" w:hAnsi="Malgun Gothic"/>
+                <w:b/>
+                <w:bCs/>
+                <w:color w:val="C00000"/>
+                <w:sz w:val="14"/>
+                <w:szCs w:val="14"/>
+              </w:rPr>
+              <w:t xml:space="preserve">So tired were the players that they couldn't move.</w:t>
+            </w:r>
+          </w:p>
+        </w:tc>
+        <w:tc>
+          <w:tcPr>
+            <w:tcW w:type="dxa" w:w="1894"/>
+            <w:tcBorders>
+              <w:top w:val="single" w:color="9AA5B8" w:sz="2"/>
+              <w:left w:val="single" w:color="9AA5B8" w:sz="2"/>
+              <w:bottom w:val="single" w:color="9AA5B8" w:sz="2"/>
+              <w:right w:val="single" w:color="9AA5B8" w:sz="2"/>
+            </w:tcBorders>
+          </w:tcPr>
+          <w:p>
+            <w:pPr>
+              <w:spacing w:before="0" w:after="0" w:line="170" w:lineRule="exact"/>
+            </w:pPr>
+            <w:r>
+              <w:rPr>
+                <w:rFonts w:ascii="Malgun Gothic" w:cs="Malgun Gothic" w:eastAsia="Malgun Gothic" w:hAnsi="Malgun Gothic"/>
+                <w:color w:val="6B6B6B"/>
+                <w:sz w:val="14"/>
+                <w:szCs w:val="14"/>
+              </w:rPr>
+              <w:t xml:space="preserve">뒤의 주어 the players(복수) → were.</w:t>
+            </w:r>
+          </w:p>
+        </w:tc>
+      </w:tr>
+      <w:tr>
+        <w:trPr>
+          <w:cantSplit/>
+        </w:trPr>
+        <w:tc>
+          <w:tcPr>
+            <w:tcW w:type="dxa" w:w="380"/>
+            <w:tcBorders>
+              <w:top w:val="single" w:color="9AA5B8" w:sz="2"/>
+              <w:left w:val="single" w:color="9AA5B8" w:sz="2"/>
+              <w:bottom w:val="single" w:color="9AA5B8" w:sz="2"/>
+              <w:right w:val="single" w:color="9AA5B8" w:sz="2"/>
+            </w:tcBorders>
+          </w:tcPr>
+          <w:p>
+            <w:pPr>
+              <w:spacing w:before="0" w:after="0" w:line="170" w:lineRule="exact"/>
+              <w:jc w:val="center"/>
+            </w:pPr>
+            <w:r>
+              <w:rPr>
+                <w:rFonts w:ascii="Malgun Gothic" w:cs="Malgun Gothic" w:eastAsia="Malgun Gothic" w:hAnsi="Malgun Gothic"/>
+                <w:b/>
+                <w:bCs/>
+                <w:color w:val="1F3864"/>
+                <w:sz w:val="14"/>
+                <w:szCs w:val="14"/>
+              </w:rPr>
+              <w:t xml:space="preserve">4</w:t>
+            </w:r>
+          </w:p>
+        </w:tc>
+        <w:tc>
+          <w:tcPr>
+            <w:tcW w:type="dxa" w:w="2868"/>
+            <w:tcBorders>
+              <w:top w:val="single" w:color="9AA5B8" w:sz="2"/>
+              <w:left w:val="single" w:color="9AA5B8" w:sz="2"/>
+              <w:bottom w:val="single" w:color="9AA5B8" w:sz="2"/>
+              <w:right w:val="single" w:color="9AA5B8" w:sz="2"/>
+            </w:tcBorders>
+          </w:tcPr>
+          <w:p>
+            <w:pPr>
+              <w:spacing w:before="0" w:after="0" w:line="170" w:lineRule="exact"/>
+            </w:pPr>
+            <w:r>
+              <w:rPr>
+                <w:rFonts w:ascii="Malgun Gothic" w:cs="Malgun Gothic" w:eastAsia="Malgun Gothic" w:hAnsi="Malgun Gothic"/>
+                <w:b/>
+                <w:bCs/>
+                <w:color w:val="C00000"/>
+                <w:sz w:val="14"/>
+                <w:szCs w:val="14"/>
+              </w:rPr>
+              <w:t xml:space="preserve">I left early so that I could catch the first train.</w:t>
+            </w:r>
+          </w:p>
+        </w:tc>
+        <w:tc>
+          <w:tcPr>
+            <w:tcW w:type="dxa" w:w="1894"/>
+            <w:tcBorders>
+              <w:top w:val="single" w:color="9AA5B8" w:sz="2"/>
+              <w:left w:val="single" w:color="9AA5B8" w:sz="2"/>
+              <w:bottom w:val="single" w:color="9AA5B8" w:sz="2"/>
+              <w:right w:val="single" w:color="9AA5B8" w:sz="2"/>
+            </w:tcBorders>
+          </w:tcPr>
+          <w:p>
+            <w:pPr>
+              <w:spacing w:before="0" w:after="0" w:line="170" w:lineRule="exact"/>
+            </w:pPr>
+            <w:r>
+              <w:rPr>
+                <w:rFonts w:ascii="Malgun Gothic" w:cs="Malgun Gothic" w:eastAsia="Malgun Gothic" w:hAnsi="Malgun Gothic"/>
+                <w:color w:val="6B6B6B"/>
+                <w:sz w:val="14"/>
+                <w:szCs w:val="14"/>
+              </w:rPr>
+              <w:t xml:space="preserve">목적의 so that절 안은 평서문 어순. 도치는 So + 형/부가 맨 앞일 때만.</w:t>
+            </w:r>
+          </w:p>
+        </w:tc>
+      </w:tr>
+      <w:tr>
+        <w:trPr>
+          <w:cantSplit/>
+        </w:trPr>
+        <w:tc>
+          <w:tcPr>
+            <w:tcW w:type="dxa" w:w="380"/>
+            <w:tcBorders>
+              <w:top w:val="single" w:color="9AA5B8" w:sz="2"/>
+              <w:left w:val="single" w:color="9AA5B8" w:sz="2"/>
+              <w:bottom w:val="single" w:color="9AA5B8" w:sz="2"/>
+              <w:right w:val="single" w:color="9AA5B8" w:sz="2"/>
+            </w:tcBorders>
+          </w:tcPr>
+          <w:p>
+            <w:pPr>
+              <w:spacing w:before="0" w:after="0" w:line="170" w:lineRule="exact"/>
+              <w:jc w:val="center"/>
+            </w:pPr>
+            <w:r>
+              <w:rPr>
+                <w:rFonts w:ascii="Malgun Gothic" w:cs="Malgun Gothic" w:eastAsia="Malgun Gothic" w:hAnsi="Malgun Gothic"/>
+                <w:b/>
+                <w:bCs/>
+                <w:color w:val="1F3864"/>
+                <w:sz w:val="14"/>
+                <w:szCs w:val="14"/>
+              </w:rPr>
+              <w:t xml:space="preserve">5</w:t>
+            </w:r>
+          </w:p>
+        </w:tc>
+        <w:tc>
+          <w:tcPr>
+            <w:tcW w:type="dxa" w:w="2868"/>
+            <w:tcBorders>
+              <w:top w:val="single" w:color="9AA5B8" w:sz="2"/>
+              <w:left w:val="single" w:color="9AA5B8" w:sz="2"/>
+              <w:bottom w:val="single" w:color="9AA5B8" w:sz="2"/>
+              <w:right w:val="single" w:color="9AA5B8" w:sz="2"/>
+            </w:tcBorders>
+          </w:tcPr>
+          <w:p>
+            <w:pPr>
+              <w:spacing w:before="0" w:after="0" w:line="170" w:lineRule="exact"/>
+            </w:pPr>
+            <w:r>
+              <w:rPr>
+                <w:rFonts w:ascii="Malgun Gothic" w:cs="Malgun Gothic" w:eastAsia="Malgun Gothic" w:hAnsi="Malgun Gothic"/>
+                <w:b/>
+                <w:bCs/>
+                <w:color w:val="C00000"/>
+                <w:sz w:val="14"/>
+                <w:szCs w:val="14"/>
+              </w:rPr>
+              <w:t xml:space="preserve">Here he comes!</w:t>
+            </w:r>
+          </w:p>
+        </w:tc>
+        <w:tc>
+          <w:tcPr>
+            <w:tcW w:type="dxa" w:w="1894"/>
+            <w:tcBorders>
+              <w:top w:val="single" w:color="9AA5B8" w:sz="2"/>
+              <w:left w:val="single" w:color="9AA5B8" w:sz="2"/>
+              <w:bottom w:val="single" w:color="9AA5B8" w:sz="2"/>
+              <w:right w:val="single" w:color="9AA5B8" w:sz="2"/>
+            </w:tcBorders>
+          </w:tcPr>
+          <w:p>
+            <w:pPr>
+              <w:spacing w:before="0" w:after="0" w:line="170" w:lineRule="exact"/>
+            </w:pPr>
+            <w:r>
+              <w:rPr>
+                <w:rFonts w:ascii="Malgun Gothic" w:cs="Malgun Gothic" w:eastAsia="Malgun Gothic" w:hAnsi="Malgun Gothic"/>
+                <w:color w:val="6B6B6B"/>
+                <w:sz w:val="14"/>
+                <w:szCs w:val="14"/>
+              </w:rPr>
+              <w:t xml:space="preserve">so 없는 장소 부사 + 대명사 주어 → 도치 ✗. (So 도치와 대비)</w:t>
+            </w:r>
+          </w:p>
+        </w:tc>
+      </w:tr>
+    </w:tbl>
+    <w:p>
+      <w:pPr>
+        <w:keepNext/>
+        <w:spacing w:before="0" w:after="0" w:line="170" w:lineRule="exact"/>
+      </w:pPr>
+      <w:r>
+        <w:rPr>
+          <w:rFonts w:ascii="Malgun Gothic" w:cs="Malgun Gothic" w:eastAsia="Malgun Gothic" w:hAnsi="Malgun Gothic"/>
+          <w:b/>
+          <w:bCs/>
+          <w:color w:val="1F3864"/>
+          <w:sz w:val="14"/>
+          <w:szCs w:val="14"/>
+        </w:rPr>
+        <w:t xml:space="preserve">STEP 6  우리말 → 영작 (종합)</w:t>
       </w:r>
     </w:p>
     <w:p>
